--- a/round1/output/docx_sections/DOCE Office Manager.docx
+++ b/round1/output/docx_sections/DOCE Office Manager.docx
@@ -8,7 +8,7 @@
       </w:pPr>
       <w:r>
         <w:rPr>
-          <w:rFonts w:ascii="Aptos Display" w:hAnsi="Aptos Display"/>
+          <w:rFonts w:ascii="Aptos" w:hAnsi="Aptos"/>
           <w:b w:val="0"/>
           <w:i w:val="0"/>
           <w:color w:val="0F4761"/>
@@ -18,7 +18,7 @@
       </w:r>
       <w:r>
         <w:rPr>
-          <w:rFonts w:ascii="Aptos Display" w:hAnsi="Aptos Display"/>
+          <w:rFonts w:ascii="Aptos" w:hAnsi="Aptos"/>
           <w:b w:val="0"/>
           <w:i w:val="0"/>
           <w:color w:val="0F4761"/>
@@ -44,7 +44,7 @@
       <w:pPr/>
       <w:r>
         <w:rPr>
-          <w:rFonts w:ascii="Arial" w:hAnsi="Arial"/>
+          <w:rFonts w:ascii="Aptos" w:hAnsi="Aptos"/>
           <w:b/>
           <w:i w:val="0"/>
           <w:color w:val="000000"/>
@@ -54,7 +54,7 @@
       </w:r>
       <w:r>
         <w:rPr>
-          <w:rFonts w:ascii="Arial" w:hAnsi="Arial"/>
+          <w:rFonts w:ascii="Aptos" w:hAnsi="Aptos"/>
           <w:b w:val="0"/>
           <w:i w:val="0"/>
           <w:color w:val="000000"/>
@@ -67,7 +67,7 @@
       <w:pPr/>
       <w:r>
         <w:rPr>
-          <w:rFonts w:ascii="Arial" w:hAnsi="Arial"/>
+          <w:rFonts w:ascii="Aptos" w:hAnsi="Aptos"/>
           <w:b/>
           <w:i w:val="0"/>
           <w:color w:val="000000"/>
@@ -77,7 +77,7 @@
       </w:r>
       <w:r>
         <w:rPr>
-          <w:rFonts w:ascii="Arial" w:hAnsi="Arial"/>
+          <w:rFonts w:ascii="Aptos" w:hAnsi="Aptos"/>
           <w:b w:val="0"/>
           <w:i w:val="0"/>
           <w:color w:val="000000"/>
@@ -90,7 +90,7 @@
       <w:pPr/>
       <w:r>
         <w:rPr>
-          <w:rFonts w:ascii="Arial" w:hAnsi="Arial"/>
+          <w:rFonts w:ascii="Aptos" w:hAnsi="Aptos"/>
           <w:b w:val="0"/>
           <w:i w:val="0"/>
           <w:color w:val="000000"/>
@@ -115,7 +115,7 @@
       </w:r>
       <w:r>
         <w:rPr>
-          <w:rFonts w:ascii="Arial" w:hAnsi="Arial"/>
+          <w:rFonts w:ascii="Aptos" w:hAnsi="Aptos"/>
           <w:b w:val="0"/>
           <w:i w:val="0"/>
           <w:color w:val="0F4761"/>
@@ -130,7 +130,7 @@
       </w:pPr>
       <w:r>
         <w:rPr>
-          <w:rFonts w:ascii="Arial" w:hAnsi="Arial"/>
+          <w:rFonts w:ascii="Aptos" w:hAnsi="Aptos"/>
           <w:b/>
           <w:i w:val="0"/>
           <w:color w:val="000000"/>
@@ -140,7 +140,7 @@
       </w:r>
       <w:r>
         <w:rPr>
-          <w:rFonts w:ascii="Arial" w:hAnsi="Arial"/>
+          <w:rFonts w:ascii="Aptos" w:hAnsi="Aptos"/>
           <w:b w:val="0"/>
           <w:i w:val="0"/>
           <w:color w:val="000000"/>
@@ -155,7 +155,7 @@
       </w:pPr>
       <w:r>
         <w:rPr>
-          <w:rFonts w:ascii="Arial" w:hAnsi="Arial"/>
+          <w:rFonts w:ascii="Aptos" w:hAnsi="Aptos"/>
           <w:b/>
           <w:i w:val="0"/>
           <w:color w:val="000000"/>
@@ -165,7 +165,7 @@
       </w:r>
       <w:r>
         <w:rPr>
-          <w:rFonts w:ascii="Arial" w:hAnsi="Arial"/>
+          <w:rFonts w:ascii="Aptos" w:hAnsi="Aptos"/>
           <w:b w:val="0"/>
           <w:i w:val="0"/>
           <w:color w:val="000000"/>
@@ -180,7 +180,7 @@
       </w:pPr>
       <w:r>
         <w:rPr>
-          <w:rFonts w:ascii="Arial" w:hAnsi="Arial"/>
+          <w:rFonts w:ascii="Aptos" w:hAnsi="Aptos"/>
           <w:b/>
           <w:i w:val="0"/>
           <w:color w:val="000000"/>
@@ -190,7 +190,7 @@
       </w:r>
       <w:r>
         <w:rPr>
-          <w:rFonts w:ascii="Arial" w:hAnsi="Arial"/>
+          <w:rFonts w:ascii="Aptos" w:hAnsi="Aptos"/>
           <w:b w:val="0"/>
           <w:i w:val="0"/>
           <w:color w:val="000000"/>
@@ -205,7 +205,7 @@
       </w:pPr>
       <w:r>
         <w:rPr>
-          <w:rFonts w:ascii="Arial" w:hAnsi="Arial"/>
+          <w:rFonts w:ascii="Aptos" w:hAnsi="Aptos"/>
           <w:b/>
           <w:i w:val="0"/>
           <w:color w:val="000000"/>
@@ -215,7 +215,7 @@
       </w:r>
       <w:r>
         <w:rPr>
-          <w:rFonts w:ascii="Arial" w:hAnsi="Arial"/>
+          <w:rFonts w:ascii="Aptos" w:hAnsi="Aptos"/>
           <w:b w:val="0"/>
           <w:i w:val="0"/>
           <w:color w:val="000000"/>
@@ -230,7 +230,7 @@
       </w:pPr>
       <w:r>
         <w:rPr>
-          <w:rFonts w:ascii="Arial" w:hAnsi="Arial"/>
+          <w:rFonts w:ascii="Aptos" w:hAnsi="Aptos"/>
           <w:b/>
           <w:i w:val="0"/>
           <w:color w:val="000000"/>
@@ -240,7 +240,7 @@
       </w:r>
       <w:r>
         <w:rPr>
-          <w:rFonts w:ascii="Arial" w:hAnsi="Arial"/>
+          <w:rFonts w:ascii="Aptos" w:hAnsi="Aptos"/>
           <w:b w:val="0"/>
           <w:i w:val="0"/>
           <w:color w:val="000000"/>
@@ -255,7 +255,7 @@
       </w:pPr>
       <w:r>
         <w:rPr>
-          <w:rFonts w:ascii="Arial" w:hAnsi="Arial"/>
+          <w:rFonts w:ascii="Aptos" w:hAnsi="Aptos"/>
           <w:b/>
           <w:i w:val="0"/>
           <w:color w:val="000000"/>
@@ -265,7 +265,7 @@
       </w:r>
       <w:r>
         <w:rPr>
-          <w:rFonts w:ascii="Arial" w:hAnsi="Arial"/>
+          <w:rFonts w:ascii="Aptos" w:hAnsi="Aptos"/>
           <w:b w:val="0"/>
           <w:i w:val="0"/>
           <w:color w:val="000000"/>
@@ -280,7 +280,7 @@
       </w:pPr>
       <w:r>
         <w:rPr>
-          <w:rFonts w:ascii="Arial" w:hAnsi="Arial"/>
+          <w:rFonts w:ascii="Aptos" w:hAnsi="Aptos"/>
           <w:b/>
           <w:i w:val="0"/>
           <w:color w:val="000000"/>
@@ -290,7 +290,7 @@
       </w:r>
       <w:r>
         <w:rPr>
-          <w:rFonts w:ascii="Arial" w:hAnsi="Arial"/>
+          <w:rFonts w:ascii="Aptos" w:hAnsi="Aptos"/>
           <w:b w:val="0"/>
           <w:i w:val="0"/>
           <w:color w:val="000000"/>
@@ -305,7 +305,7 @@
       </w:pPr>
       <w:r>
         <w:rPr>
-          <w:rFonts w:ascii="Arial" w:hAnsi="Arial"/>
+          <w:rFonts w:ascii="Aptos" w:hAnsi="Aptos"/>
           <w:b/>
           <w:i w:val="0"/>
           <w:color w:val="000000"/>
@@ -315,7 +315,7 @@
       </w:r>
       <w:r>
         <w:rPr>
-          <w:rFonts w:ascii="Arial" w:hAnsi="Arial"/>
+          <w:rFonts w:ascii="Aptos" w:hAnsi="Aptos"/>
           <w:b w:val="0"/>
           <w:i w:val="0"/>
           <w:color w:val="000000"/>
@@ -330,7 +330,7 @@
       </w:pPr>
       <w:r>
         <w:rPr>
-          <w:rFonts w:ascii="Arial" w:hAnsi="Arial"/>
+          <w:rFonts w:ascii="Aptos" w:hAnsi="Aptos"/>
           <w:b/>
           <w:i w:val="0"/>
           <w:color w:val="000000"/>
@@ -340,7 +340,7 @@
       </w:r>
       <w:r>
         <w:rPr>
-          <w:rFonts w:ascii="Arial" w:hAnsi="Arial"/>
+          <w:rFonts w:ascii="Aptos" w:hAnsi="Aptos"/>
           <w:b w:val="0"/>
           <w:i w:val="0"/>
           <w:color w:val="000000"/>
@@ -355,7 +355,7 @@
       </w:pPr>
       <w:r>
         <w:rPr>
-          <w:rFonts w:ascii="Arial" w:hAnsi="Arial"/>
+          <w:rFonts w:ascii="Aptos" w:hAnsi="Aptos"/>
           <w:b/>
           <w:i w:val="0"/>
           <w:color w:val="000000"/>
@@ -365,7 +365,7 @@
       </w:r>
       <w:r>
         <w:rPr>
-          <w:rFonts w:ascii="Arial" w:hAnsi="Arial"/>
+          <w:rFonts w:ascii="Aptos" w:hAnsi="Aptos"/>
           <w:b w:val="0"/>
           <w:i w:val="0"/>
           <w:color w:val="000000"/>
@@ -380,7 +380,7 @@
       </w:pPr>
       <w:r>
         <w:rPr>
-          <w:rFonts w:ascii="Arial" w:hAnsi="Arial"/>
+          <w:rFonts w:ascii="Aptos" w:hAnsi="Aptos"/>
           <w:b/>
           <w:i w:val="0"/>
           <w:color w:val="000000"/>
@@ -390,7 +390,7 @@
       </w:r>
       <w:r>
         <w:rPr>
-          <w:rFonts w:ascii="Arial" w:hAnsi="Arial"/>
+          <w:rFonts w:ascii="Aptos" w:hAnsi="Aptos"/>
           <w:b w:val="0"/>
           <w:i w:val="0"/>
           <w:color w:val="000000"/>
@@ -403,7 +403,7 @@
       <w:pPr/>
       <w:r>
         <w:rPr>
-          <w:rFonts w:ascii="Arial" w:hAnsi="Arial"/>
+          <w:rFonts w:ascii="Aptos" w:hAnsi="Aptos"/>
           <w:b w:val="0"/>
           <w:i w:val="0"/>
           <w:color w:val="000000"/>
@@ -443,7 +443,7 @@
       </w:pPr>
       <w:r>
         <w:rPr>
-          <w:rFonts w:ascii="Arial" w:hAnsi="Arial"/>
+          <w:rFonts w:ascii="Aptos" w:hAnsi="Aptos"/>
           <w:b w:val="0"/>
           <w:i w:val="0"/>
           <w:color w:val="000000"/>
@@ -458,7 +458,7 @@
       </w:pPr>
       <w:r>
         <w:rPr>
-          <w:rFonts w:ascii="Arial" w:hAnsi="Arial"/>
+          <w:rFonts w:ascii="Aptos" w:hAnsi="Aptos"/>
           <w:b/>
           <w:i w:val="0"/>
           <w:color w:val="000000"/>
@@ -473,7 +473,7 @@
       </w:pPr>
       <w:r>
         <w:rPr>
-          <w:rFonts w:ascii="Arial" w:hAnsi="Arial"/>
+          <w:rFonts w:ascii="Aptos" w:hAnsi="Aptos"/>
           <w:b w:val="0"/>
           <w:i w:val="0"/>
           <w:color w:val="000000"/>
@@ -488,7 +488,7 @@
       </w:pPr>
       <w:r>
         <w:rPr>
-          <w:rFonts w:ascii="Arial" w:hAnsi="Arial"/>
+          <w:rFonts w:ascii="Aptos" w:hAnsi="Aptos"/>
           <w:b w:val="0"/>
           <w:i w:val="0"/>
           <w:color w:val="000000"/>
@@ -503,7 +503,7 @@
       </w:pPr>
       <w:r>
         <w:rPr>
-          <w:rFonts w:ascii="Arial" w:hAnsi="Arial"/>
+          <w:rFonts w:ascii="Aptos" w:hAnsi="Aptos"/>
           <w:b w:val="0"/>
           <w:i w:val="0"/>
           <w:color w:val="000000"/>
@@ -518,7 +518,52 @@
       </w:pPr>
       <w:r>
         <w:rPr>
-          <w:rFonts w:ascii="Arial" w:hAnsi="Arial"/>
+          <w:rFonts w:ascii="Aptos" w:hAnsi="Aptos"/>
+          <w:b/>
+          <w:i w:val="0"/>
+          <w:color w:val="000000"/>
+          <w:sz w:val="22"/>
+        </w:rPr>
+        <w:t>Administrative Coordination</w:t>
+      </w:r>
+    </w:p>
+    <w:p>
+      <w:pPr>
+        <w:pStyle w:val="ListParagraph"/>
+      </w:pPr>
+      <w:r>
+        <w:rPr>
+          <w:rFonts w:ascii="Aptos" w:hAnsi="Aptos"/>
+          <w:b w:val="0"/>
+          <w:i w:val="0"/>
+          <w:color w:val="000000"/>
+          <w:sz w:val="22"/>
+        </w:rPr>
+        <w:t>Coordinate activities between inspectors, supervisors, BAA, Law, Assessment, and executive leadership.</w:t>
+      </w:r>
+    </w:p>
+    <w:p>
+      <w:pPr>
+        <w:pStyle w:val="ListParagraph"/>
+      </w:pPr>
+      <w:r>
+        <w:rPr>
+          <w:rFonts w:ascii="Aptos" w:hAnsi="Aptos"/>
+          <w:b w:val="0"/>
+          <w:i w:val="0"/>
+          <w:color w:val="000000"/>
+          <w:sz w:val="22"/>
+        </w:rPr>
+        <w:t>Support department operations through administrative tracking and information management.</w:t>
+      </w:r>
+    </w:p>
+    <w:p>
+      <w:pPr>
+        <w:pStyle w:val="ListParagraph"/>
+      </w:pPr>
+      <w:r>
+        <w:rPr>
+          <w:rFonts w:ascii="Aptos" w:hAnsi="Aptos"/>
           <w:b w:val="0"/>
           <w:i w:val="0"/>
           <w:color w:val="000000"/>
@@ -533,67 +578,7 @@
       </w:pPr>
       <w:r>
         <w:rPr>
-          <w:rFonts w:ascii="Arial" w:hAnsi="Arial"/>
-          <w:b/>
-          <w:i w:val="0"/>
-          <w:color w:val="000000"/>
-          <w:sz w:val="22"/>
-        </w:rPr>
-        <w:t>Administrative Coordination</w:t>
-      </w:r>
-    </w:p>
-    <w:p>
-      <w:pPr>
-        <w:pStyle w:val="ListParagraph"/>
-      </w:pPr>
-      <w:r>
-        <w:rPr>
-          <w:rFonts w:ascii="Arial" w:hAnsi="Arial"/>
-          <w:b w:val="0"/>
-          <w:i w:val="0"/>
-          <w:color w:val="000000"/>
-          <w:sz w:val="22"/>
-        </w:rPr>
-        <w:t>Coordinate activities between inspectors, supervisors, BAA, Law, Assessment, and executive leadership.</w:t>
-      </w:r>
-    </w:p>
-    <w:p>
-      <w:pPr>
-        <w:pStyle w:val="ListParagraph"/>
-      </w:pPr>
-      <w:r>
-        <w:rPr>
-          <w:rFonts w:ascii="Arial" w:hAnsi="Arial"/>
-          <w:b w:val="0"/>
-          <w:i w:val="0"/>
-          <w:color w:val="000000"/>
-          <w:sz w:val="22"/>
-        </w:rPr>
-        <w:t>Support department operations through administrative tracking and information management.</w:t>
-      </w:r>
-    </w:p>
-    <w:p>
-      <w:pPr>
-        <w:pStyle w:val="ListParagraph"/>
-      </w:pPr>
-      <w:r>
-        <w:rPr>
-          <w:rFonts w:ascii="Arial" w:hAnsi="Arial"/>
-          <w:b w:val="0"/>
-          <w:i w:val="0"/>
-          <w:color w:val="000000"/>
-          <w:sz w:val="22"/>
-        </w:rPr>
-        <w:t>Manage administrative workflows associated with enforcement activities.</w:t>
-      </w:r>
-    </w:p>
-    <w:p>
-      <w:pPr>
-        <w:pStyle w:val="ListParagraph"/>
-      </w:pPr>
-      <w:r>
-        <w:rPr>
-          <w:rFonts w:ascii="Arial" w:hAnsi="Arial"/>
+          <w:rFonts w:ascii="Aptos" w:hAnsi="Aptos"/>
           <w:b w:val="0"/>
           <w:i w:val="0"/>
           <w:color w:val="000000"/>
@@ -608,7 +593,7 @@
       </w:pPr>
       <w:r>
         <w:rPr>
-          <w:rFonts w:ascii="Arial" w:hAnsi="Arial"/>
+          <w:rFonts w:ascii="Aptos" w:hAnsi="Aptos"/>
           <w:b/>
           <w:i w:val="0"/>
           <w:color w:val="000000"/>
@@ -623,7 +608,7 @@
       </w:pPr>
       <w:r>
         <w:rPr>
-          <w:rFonts w:ascii="Arial" w:hAnsi="Arial"/>
+          <w:rFonts w:ascii="Aptos" w:hAnsi="Aptos"/>
           <w:b w:val="0"/>
           <w:i w:val="0"/>
           <w:color w:val="000000"/>
@@ -638,22 +623,7 @@
       </w:pPr>
       <w:r>
         <w:rPr>
-          <w:rFonts w:ascii="Arial" w:hAnsi="Arial"/>
-          <w:b w:val="0"/>
-          <w:i w:val="0"/>
-          <w:color w:val="000000"/>
-          <w:sz w:val="22"/>
-        </w:rPr>
-        <w:t>Research property history prior to inspections or enforcement actions.</w:t>
-      </w:r>
-    </w:p>
-    <w:p>
-      <w:pPr>
-        <w:pStyle w:val="ListParagraph"/>
-      </w:pPr>
-      <w:r>
-        <w:rPr>
-          <w:rFonts w:ascii="Arial" w:hAnsi="Arial"/>
+          <w:rFonts w:ascii="Aptos" w:hAnsi="Aptos"/>
           <w:b w:val="0"/>
           <w:i w:val="0"/>
           <w:color w:val="000000"/>
@@ -668,7 +638,7 @@
       </w:pPr>
       <w:r>
         <w:rPr>
-          <w:rFonts w:ascii="Arial" w:hAnsi="Arial"/>
+          <w:rFonts w:ascii="Aptos" w:hAnsi="Aptos"/>
           <w:b/>
           <w:i w:val="0"/>
           <w:color w:val="000000"/>
@@ -683,7 +653,7 @@
       </w:pPr>
       <w:r>
         <w:rPr>
-          <w:rFonts w:ascii="Arial" w:hAnsi="Arial"/>
+          <w:rFonts w:ascii="Aptos" w:hAnsi="Aptos"/>
           <w:b w:val="0"/>
           <w:i w:val="0"/>
           <w:color w:val="000000"/>
@@ -698,7 +668,7 @@
       </w:pPr>
       <w:r>
         <w:rPr>
-          <w:rFonts w:ascii="Arial" w:hAnsi="Arial"/>
+          <w:rFonts w:ascii="Aptos" w:hAnsi="Aptos"/>
           <w:b w:val="0"/>
           <w:i w:val="0"/>
           <w:color w:val="000000"/>
@@ -713,7 +683,7 @@
       </w:pPr>
       <w:r>
         <w:rPr>
-          <w:rFonts w:ascii="Arial" w:hAnsi="Arial"/>
+          <w:rFonts w:ascii="Aptos" w:hAnsi="Aptos"/>
           <w:b w:val="0"/>
           <w:i w:val="0"/>
           <w:color w:val="000000"/>
@@ -728,13 +698,23 @@
       </w:pPr>
       <w:r>
         <w:rPr>
-          <w:rFonts w:ascii="Arial" w:hAnsi="Arial"/>
+          <w:rFonts w:ascii="Aptos" w:hAnsi="Aptos"/>
           <w:b w:val="0"/>
           <w:i w:val="0"/>
           <w:color w:val="000000"/>
           <w:sz w:val="22"/>
         </w:rPr>
-        <w:t>Case Management:</w:t>
+        <w:t>Case Management</w:t>
+      </w:r>
+      <w:r>
+        <w:rPr>
+          <w:rFonts w:ascii="Aptos" w:hAnsi="Aptos"/>
+          <w:b w:val="0"/>
+          <w:i w:val="0"/>
+          <w:color w:val="000000"/>
+          <w:sz w:val="22"/>
+        </w:rPr>
+        <w:t>:</w:t>
       </w:r>
     </w:p>
     <w:p>
@@ -743,7 +723,7 @@
       </w:pPr>
       <w:r>
         <w:rPr>
-          <w:rFonts w:ascii="Arial" w:hAnsi="Arial"/>
+          <w:rFonts w:ascii="Aptos" w:hAnsi="Aptos"/>
           <w:b/>
           <w:i w:val="0"/>
           <w:color w:val="000000"/>
@@ -758,7 +738,7 @@
       </w:pPr>
       <w:r>
         <w:rPr>
-          <w:rFonts w:ascii="Arial" w:hAnsi="Arial"/>
+          <w:rFonts w:ascii="Aptos" w:hAnsi="Aptos"/>
           <w:b w:val="0"/>
           <w:i w:val="0"/>
           <w:color w:val="000000"/>
@@ -773,7 +753,7 @@
       </w:pPr>
       <w:r>
         <w:rPr>
-          <w:rFonts w:ascii="Arial" w:hAnsi="Arial"/>
+          <w:rFonts w:ascii="Aptos" w:hAnsi="Aptos"/>
           <w:b w:val="0"/>
           <w:i w:val="0"/>
           <w:color w:val="000000"/>
@@ -788,7 +768,7 @@
       </w:pPr>
       <w:r>
         <w:rPr>
-          <w:rFonts w:ascii="Arial" w:hAnsi="Arial"/>
+          <w:rFonts w:ascii="Aptos" w:hAnsi="Aptos"/>
           <w:b w:val="0"/>
           <w:i w:val="0"/>
           <w:color w:val="000000"/>
@@ -803,7 +783,7 @@
       </w:pPr>
       <w:r>
         <w:rPr>
-          <w:rFonts w:ascii="Arial" w:hAnsi="Arial"/>
+          <w:rFonts w:ascii="Aptos" w:hAnsi="Aptos"/>
           <w:b w:val="0"/>
           <w:i w:val="0"/>
           <w:color w:val="000000"/>
@@ -818,7 +798,7 @@
       </w:pPr>
       <w:r>
         <w:rPr>
-          <w:rFonts w:ascii="Arial" w:hAnsi="Arial"/>
+          <w:rFonts w:ascii="Aptos" w:hAnsi="Aptos"/>
           <w:b/>
           <w:i w:val="0"/>
           <w:color w:val="000000"/>
@@ -833,7 +813,7 @@
       </w:pPr>
       <w:r>
         <w:rPr>
-          <w:rFonts w:ascii="Arial" w:hAnsi="Arial"/>
+          <w:rFonts w:ascii="Aptos" w:hAnsi="Aptos"/>
           <w:b w:val="0"/>
           <w:i w:val="0"/>
           <w:color w:val="000000"/>
@@ -848,7 +828,7 @@
       </w:pPr>
       <w:r>
         <w:rPr>
-          <w:rFonts w:ascii="Arial" w:hAnsi="Arial"/>
+          <w:rFonts w:ascii="Aptos" w:hAnsi="Aptos"/>
           <w:b w:val="0"/>
           <w:i w:val="0"/>
           <w:color w:val="000000"/>
@@ -863,7 +843,7 @@
       </w:pPr>
       <w:r>
         <w:rPr>
-          <w:rFonts w:ascii="Arial" w:hAnsi="Arial"/>
+          <w:rFonts w:ascii="Aptos" w:hAnsi="Aptos"/>
           <w:b w:val="0"/>
           <w:i w:val="0"/>
           <w:color w:val="000000"/>
@@ -878,7 +858,7 @@
       </w:pPr>
       <w:r>
         <w:rPr>
-          <w:rFonts w:ascii="Arial" w:hAnsi="Arial"/>
+          <w:rFonts w:ascii="Aptos" w:hAnsi="Aptos"/>
           <w:b/>
           <w:i w:val="0"/>
           <w:color w:val="000000"/>
@@ -893,7 +873,7 @@
       </w:pPr>
       <w:r>
         <w:rPr>
-          <w:rFonts w:ascii="Arial" w:hAnsi="Arial"/>
+          <w:rFonts w:ascii="Aptos" w:hAnsi="Aptos"/>
           <w:b w:val="0"/>
           <w:i w:val="0"/>
           <w:color w:val="000000"/>
@@ -908,7 +888,7 @@
       </w:pPr>
       <w:r>
         <w:rPr>
-          <w:rFonts w:ascii="Arial" w:hAnsi="Arial"/>
+          <w:rFonts w:ascii="Aptos" w:hAnsi="Aptos"/>
           <w:b w:val="0"/>
           <w:i w:val="0"/>
           <w:color w:val="000000"/>
@@ -923,7 +903,7 @@
       </w:pPr>
       <w:r>
         <w:rPr>
-          <w:rFonts w:ascii="Arial" w:hAnsi="Arial"/>
+          <w:rFonts w:ascii="Aptos" w:hAnsi="Aptos"/>
           <w:b w:val="0"/>
           <w:i w:val="0"/>
           <w:color w:val="000000"/>
@@ -938,7 +918,7 @@
       </w:pPr>
       <w:r>
         <w:rPr>
-          <w:rFonts w:ascii="Arial" w:hAnsi="Arial"/>
+          <w:rFonts w:ascii="Aptos" w:hAnsi="Aptos"/>
           <w:b w:val="0"/>
           <w:i w:val="0"/>
           <w:color w:val="000000"/>
@@ -953,7 +933,7 @@
       </w:pPr>
       <w:r>
         <w:rPr>
-          <w:rFonts w:ascii="Arial" w:hAnsi="Arial"/>
+          <w:rFonts w:ascii="Aptos" w:hAnsi="Aptos"/>
           <w:b/>
           <w:i w:val="0"/>
           <w:color w:val="000000"/>
@@ -968,7 +948,7 @@
       </w:pPr>
       <w:r>
         <w:rPr>
-          <w:rFonts w:ascii="Arial" w:hAnsi="Arial"/>
+          <w:rFonts w:ascii="Aptos" w:hAnsi="Aptos"/>
           <w:b w:val="0"/>
           <w:i w:val="0"/>
           <w:color w:val="000000"/>
@@ -983,7 +963,7 @@
       </w:pPr>
       <w:r>
         <w:rPr>
-          <w:rFonts w:ascii="Arial" w:hAnsi="Arial"/>
+          <w:rFonts w:ascii="Aptos" w:hAnsi="Aptos"/>
           <w:b w:val="0"/>
           <w:i w:val="0"/>
           <w:color w:val="000000"/>
@@ -998,7 +978,7 @@
       </w:pPr>
       <w:r>
         <w:rPr>
-          <w:rFonts w:ascii="Arial" w:hAnsi="Arial"/>
+          <w:rFonts w:ascii="Aptos" w:hAnsi="Aptos"/>
           <w:b w:val="0"/>
           <w:i w:val="0"/>
           <w:color w:val="000000"/>
@@ -1013,7 +993,7 @@
       </w:pPr>
       <w:r>
         <w:rPr>
-          <w:rFonts w:ascii="Arial" w:hAnsi="Arial"/>
+          <w:rFonts w:ascii="Aptos" w:hAnsi="Aptos"/>
           <w:b w:val="0"/>
           <w:i w:val="0"/>
           <w:color w:val="000000"/>
@@ -1028,7 +1008,7 @@
       </w:pPr>
       <w:r>
         <w:rPr>
-          <w:rFonts w:ascii="Arial" w:hAnsi="Arial"/>
+          <w:rFonts w:ascii="Aptos" w:hAnsi="Aptos"/>
           <w:b/>
           <w:i w:val="0"/>
           <w:color w:val="000000"/>
@@ -1043,7 +1023,7 @@
       </w:pPr>
       <w:r>
         <w:rPr>
-          <w:rFonts w:ascii="Arial" w:hAnsi="Arial"/>
+          <w:rFonts w:ascii="Aptos" w:hAnsi="Aptos"/>
           <w:b w:val="0"/>
           <w:i w:val="0"/>
           <w:color w:val="000000"/>
@@ -1058,7 +1038,7 @@
       </w:pPr>
       <w:r>
         <w:rPr>
-          <w:rFonts w:ascii="Arial" w:hAnsi="Arial"/>
+          <w:rFonts w:ascii="Aptos" w:hAnsi="Aptos"/>
           <w:b w:val="0"/>
           <w:i w:val="0"/>
           <w:color w:val="000000"/>
@@ -1073,7 +1053,7 @@
       </w:pPr>
       <w:r>
         <w:rPr>
-          <w:rFonts w:ascii="Arial" w:hAnsi="Arial"/>
+          <w:rFonts w:ascii="Aptos" w:hAnsi="Aptos"/>
           <w:b w:val="0"/>
           <w:i w:val="0"/>
           <w:color w:val="000000"/>
@@ -1088,22 +1068,7 @@
       </w:pPr>
       <w:r>
         <w:rPr>
-          <w:rFonts w:ascii="Arial" w:hAnsi="Arial"/>
-          <w:b w:val="0"/>
-          <w:i w:val="0"/>
-          <w:color w:val="000000"/>
-          <w:sz w:val="22"/>
-        </w:rPr>
-        <w:t>Coordinate ticket routing and tracking.</w:t>
-      </w:r>
-    </w:p>
-    <w:p>
-      <w:pPr>
-        <w:pStyle w:val="ListParagraph"/>
-      </w:pPr>
-      <w:r>
-        <w:rPr>
-          <w:rFonts w:ascii="Arial" w:hAnsi="Arial"/>
+          <w:rFonts w:ascii="Aptos" w:hAnsi="Aptos"/>
           <w:b/>
           <w:i w:val="0"/>
           <w:color w:val="000000"/>
@@ -1118,7 +1083,7 @@
       </w:pPr>
       <w:r>
         <w:rPr>
-          <w:rFonts w:ascii="Arial" w:hAnsi="Arial"/>
+          <w:rFonts w:ascii="Aptos" w:hAnsi="Aptos"/>
           <w:b w:val="0"/>
           <w:i w:val="0"/>
           <w:color w:val="000000"/>
@@ -1133,7 +1098,7 @@
       </w:pPr>
       <w:r>
         <w:rPr>
-          <w:rFonts w:ascii="Arial" w:hAnsi="Arial"/>
+          <w:rFonts w:ascii="Aptos" w:hAnsi="Aptos"/>
           <w:b w:val="0"/>
           <w:i w:val="0"/>
           <w:color w:val="000000"/>
@@ -1148,7 +1113,7 @@
       </w:pPr>
       <w:r>
         <w:rPr>
-          <w:rFonts w:ascii="Arial" w:hAnsi="Arial"/>
+          <w:rFonts w:ascii="Aptos" w:hAnsi="Aptos"/>
           <w:b w:val="0"/>
           <w:i w:val="0"/>
           <w:color w:val="000000"/>
@@ -1163,7 +1128,7 @@
       </w:pPr>
       <w:r>
         <w:rPr>
-          <w:rFonts w:ascii="Arial" w:hAnsi="Arial"/>
+          <w:rFonts w:ascii="Aptos" w:hAnsi="Aptos"/>
           <w:b/>
           <w:i w:val="0"/>
           <w:color w:val="000000"/>
@@ -1178,7 +1143,7 @@
       </w:pPr>
       <w:r>
         <w:rPr>
-          <w:rFonts w:ascii="Arial" w:hAnsi="Arial"/>
+          <w:rFonts w:ascii="Aptos" w:hAnsi="Aptos"/>
           <w:b w:val="0"/>
           <w:i w:val="0"/>
           <w:color w:val="000000"/>
@@ -1193,7 +1158,7 @@
       </w:pPr>
       <w:r>
         <w:rPr>
-          <w:rFonts w:ascii="Arial" w:hAnsi="Arial"/>
+          <w:rFonts w:ascii="Aptos" w:hAnsi="Aptos"/>
           <w:b w:val="0"/>
           <w:i w:val="0"/>
           <w:color w:val="000000"/>
@@ -1208,7 +1173,7 @@
       </w:pPr>
       <w:r>
         <w:rPr>
-          <w:rFonts w:ascii="Arial" w:hAnsi="Arial"/>
+          <w:rFonts w:ascii="Aptos" w:hAnsi="Aptos"/>
           <w:b/>
           <w:i w:val="0"/>
           <w:color w:val="000000"/>
@@ -1223,7 +1188,7 @@
       </w:pPr>
       <w:r>
         <w:rPr>
-          <w:rFonts w:ascii="Arial" w:hAnsi="Arial"/>
+          <w:rFonts w:ascii="Aptos" w:hAnsi="Aptos"/>
           <w:b w:val="0"/>
           <w:i w:val="0"/>
           <w:color w:val="000000"/>
@@ -1238,7 +1203,7 @@
       </w:pPr>
       <w:r>
         <w:rPr>
-          <w:rFonts w:ascii="Arial" w:hAnsi="Arial"/>
+          <w:rFonts w:ascii="Aptos" w:hAnsi="Aptos"/>
           <w:b w:val="0"/>
           <w:i w:val="0"/>
           <w:color w:val="000000"/>
@@ -1253,7 +1218,7 @@
       </w:pPr>
       <w:r>
         <w:rPr>
-          <w:rFonts w:ascii="Arial" w:hAnsi="Arial"/>
+          <w:rFonts w:ascii="Aptos" w:hAnsi="Aptos"/>
           <w:b/>
           <w:i w:val="0"/>
           <w:color w:val="000000"/>
@@ -1268,7 +1233,7 @@
       </w:pPr>
       <w:r>
         <w:rPr>
-          <w:rFonts w:ascii="Arial" w:hAnsi="Arial"/>
+          <w:rFonts w:ascii="Aptos" w:hAnsi="Aptos"/>
           <w:b w:val="0"/>
           <w:i w:val="0"/>
           <w:color w:val="000000"/>
@@ -1283,7 +1248,7 @@
       </w:pPr>
       <w:r>
         <w:rPr>
-          <w:rFonts w:ascii="Arial" w:hAnsi="Arial"/>
+          <w:rFonts w:ascii="Aptos" w:hAnsi="Aptos"/>
           <w:b w:val="0"/>
           <w:i w:val="0"/>
           <w:color w:val="000000"/>
@@ -1298,7 +1263,7 @@
       </w:pPr>
       <w:r>
         <w:rPr>
-          <w:rFonts w:ascii="Arial" w:hAnsi="Arial"/>
+          <w:rFonts w:ascii="Aptos" w:hAnsi="Aptos"/>
           <w:b w:val="0"/>
           <w:i w:val="0"/>
           <w:color w:val="000000"/>
@@ -1313,7 +1278,7 @@
       </w:pPr>
       <w:r>
         <w:rPr>
-          <w:rFonts w:ascii="Arial" w:hAnsi="Arial"/>
+          <w:rFonts w:ascii="Aptos" w:hAnsi="Aptos"/>
           <w:b/>
           <w:i w:val="0"/>
           <w:color w:val="000000"/>
@@ -1328,7 +1293,7 @@
       </w:pPr>
       <w:r>
         <w:rPr>
-          <w:rFonts w:ascii="Arial" w:hAnsi="Arial"/>
+          <w:rFonts w:ascii="Aptos" w:hAnsi="Aptos"/>
           <w:b w:val="0"/>
           <w:i w:val="0"/>
           <w:color w:val="000000"/>
@@ -1343,7 +1308,7 @@
       </w:pPr>
       <w:r>
         <w:rPr>
-          <w:rFonts w:ascii="Arial" w:hAnsi="Arial"/>
+          <w:rFonts w:ascii="Aptos" w:hAnsi="Aptos"/>
           <w:b w:val="0"/>
           <w:i w:val="0"/>
           <w:color w:val="000000"/>
@@ -1358,22 +1323,7 @@
       </w:pPr>
       <w:r>
         <w:rPr>
-          <w:rFonts w:ascii="Arial" w:hAnsi="Arial"/>
-          <w:b w:val="0"/>
-          <w:i w:val="0"/>
-          <w:color w:val="000000"/>
-          <w:sz w:val="22"/>
-        </w:rPr>
-        <w:t>Coordinate with external agencies regarding property information and enforcement documentation.</w:t>
-      </w:r>
-    </w:p>
-    <w:p>
-      <w:pPr>
-        <w:pStyle w:val="ListParagraph"/>
-      </w:pPr>
-      <w:r>
-        <w:rPr>
-          <w:rFonts w:ascii="Arial" w:hAnsi="Arial"/>
+          <w:rFonts w:ascii="Aptos" w:hAnsi="Aptos"/>
           <w:b/>
           <w:i w:val="0"/>
           <w:color w:val="000000"/>
@@ -1388,7 +1338,7 @@
       </w:pPr>
       <w:r>
         <w:rPr>
-          <w:rFonts w:ascii="Arial" w:hAnsi="Arial"/>
+          <w:rFonts w:ascii="Aptos" w:hAnsi="Aptos"/>
           <w:b w:val="0"/>
           <w:i w:val="0"/>
           <w:color w:val="000000"/>
@@ -1403,7 +1353,7 @@
       </w:pPr>
       <w:r>
         <w:rPr>
-          <w:rFonts w:ascii="Arial" w:hAnsi="Arial"/>
+          <w:rFonts w:ascii="Aptos" w:hAnsi="Aptos"/>
           <w:b w:val="0"/>
           <w:i w:val="0"/>
           <w:color w:val="000000"/>
@@ -1418,7 +1368,7 @@
       </w:pPr>
       <w:r>
         <w:rPr>
-          <w:rFonts w:ascii="Arial" w:hAnsi="Arial"/>
+          <w:rFonts w:ascii="Aptos" w:hAnsi="Aptos"/>
           <w:b w:val="0"/>
           <w:i w:val="0"/>
           <w:color w:val="000000"/>
@@ -1433,7 +1383,7 @@
       </w:pPr>
       <w:r>
         <w:rPr>
-          <w:rFonts w:ascii="Arial" w:hAnsi="Arial"/>
+          <w:rFonts w:ascii="Aptos" w:hAnsi="Aptos"/>
           <w:b w:val="0"/>
           <w:i w:val="0"/>
           <w:color w:val="000000"/>
@@ -1448,7 +1398,7 @@
       </w:pPr>
       <w:r>
         <w:rPr>
-          <w:rFonts w:ascii="Arial" w:hAnsi="Arial"/>
+          <w:rFonts w:ascii="Aptos" w:hAnsi="Aptos"/>
           <w:b w:val="0"/>
           <w:i w:val="0"/>
           <w:color w:val="000000"/>
@@ -1463,7 +1413,7 @@
       </w:pPr>
       <w:r>
         <w:rPr>
-          <w:rFonts w:ascii="Arial" w:hAnsi="Arial"/>
+          <w:rFonts w:ascii="Aptos" w:hAnsi="Aptos"/>
           <w:b w:val="0"/>
           <w:i w:val="0"/>
           <w:color w:val="000000"/>
@@ -1478,7 +1428,7 @@
       </w:pPr>
       <w:r>
         <w:rPr>
-          <w:rFonts w:ascii="Arial" w:hAnsi="Arial"/>
+          <w:rFonts w:ascii="Aptos" w:hAnsi="Aptos"/>
           <w:b/>
           <w:i w:val="0"/>
           <w:color w:val="000000"/>
@@ -1493,7 +1443,7 @@
       </w:pPr>
       <w:r>
         <w:rPr>
-          <w:rFonts w:ascii="Arial" w:hAnsi="Arial"/>
+          <w:rFonts w:ascii="Aptos" w:hAnsi="Aptos"/>
           <w:b w:val="0"/>
           <w:i w:val="0"/>
           <w:color w:val="000000"/>
@@ -1508,7 +1458,7 @@
       </w:pPr>
       <w:r>
         <w:rPr>
-          <w:rFonts w:ascii="Arial" w:hAnsi="Arial"/>
+          <w:rFonts w:ascii="Aptos" w:hAnsi="Aptos"/>
           <w:b w:val="0"/>
           <w:i w:val="0"/>
           <w:color w:val="000000"/>
@@ -1523,7 +1473,7 @@
       </w:pPr>
       <w:r>
         <w:rPr>
-          <w:rFonts w:ascii="Arial" w:hAnsi="Arial"/>
+          <w:rFonts w:ascii="Aptos" w:hAnsi="Aptos"/>
           <w:b w:val="0"/>
           <w:i w:val="0"/>
           <w:color w:val="000000"/>
@@ -1538,7 +1488,7 @@
       </w:pPr>
       <w:r>
         <w:rPr>
-          <w:rFonts w:ascii="Arial" w:hAnsi="Arial"/>
+          <w:rFonts w:ascii="Aptos" w:hAnsi="Aptos"/>
           <w:b/>
           <w:i w:val="0"/>
           <w:color w:val="000000"/>
@@ -1553,7 +1503,7 @@
       </w:pPr>
       <w:r>
         <w:rPr>
-          <w:rFonts w:ascii="Arial" w:hAnsi="Arial"/>
+          <w:rFonts w:ascii="Aptos" w:hAnsi="Aptos"/>
           <w:b w:val="0"/>
           <w:i w:val="0"/>
           <w:color w:val="000000"/>
@@ -1568,7 +1518,7 @@
       </w:pPr>
       <w:r>
         <w:rPr>
-          <w:rFonts w:ascii="Arial" w:hAnsi="Arial"/>
+          <w:rFonts w:ascii="Aptos" w:hAnsi="Aptos"/>
           <w:b w:val="0"/>
           <w:i w:val="0"/>
           <w:color w:val="000000"/>
@@ -1583,7 +1533,7 @@
       </w:pPr>
       <w:r>
         <w:rPr>
-          <w:rFonts w:ascii="Arial" w:hAnsi="Arial"/>
+          <w:rFonts w:ascii="Aptos" w:hAnsi="Aptos"/>
           <w:b w:val="0"/>
           <w:i w:val="0"/>
           <w:color w:val="000000"/>
@@ -1598,7 +1548,7 @@
       </w:pPr>
       <w:r>
         <w:rPr>
-          <w:rFonts w:ascii="Arial" w:hAnsi="Arial"/>
+          <w:rFonts w:ascii="Aptos" w:hAnsi="Aptos"/>
           <w:b/>
           <w:i w:val="0"/>
           <w:color w:val="000000"/>
@@ -1613,7 +1563,7 @@
       </w:pPr>
       <w:r>
         <w:rPr>
-          <w:rFonts w:ascii="Arial" w:hAnsi="Arial"/>
+          <w:rFonts w:ascii="Aptos" w:hAnsi="Aptos"/>
           <w:b w:val="0"/>
           <w:i w:val="0"/>
           <w:color w:val="000000"/>
@@ -1628,7 +1578,7 @@
       </w:pPr>
       <w:r>
         <w:rPr>
-          <w:rFonts w:ascii="Arial" w:hAnsi="Arial"/>
+          <w:rFonts w:ascii="Aptos" w:hAnsi="Aptos"/>
           <w:b w:val="0"/>
           <w:i w:val="0"/>
           <w:color w:val="000000"/>
@@ -1643,7 +1593,7 @@
       </w:pPr>
       <w:r>
         <w:rPr>
-          <w:rFonts w:ascii="Arial" w:hAnsi="Arial"/>
+          <w:rFonts w:ascii="Aptos" w:hAnsi="Aptos"/>
           <w:b w:val="0"/>
           <w:i w:val="0"/>
           <w:color w:val="000000"/>
@@ -1658,7 +1608,7 @@
       </w:pPr>
       <w:r>
         <w:rPr>
-          <w:rFonts w:ascii="Arial" w:hAnsi="Arial"/>
+          <w:rFonts w:ascii="Aptos" w:hAnsi="Aptos"/>
           <w:b/>
           <w:i w:val="0"/>
           <w:color w:val="000000"/>
@@ -1673,7 +1623,7 @@
       </w:pPr>
       <w:r>
         <w:rPr>
-          <w:rFonts w:ascii="Arial" w:hAnsi="Arial"/>
+          <w:rFonts w:ascii="Aptos" w:hAnsi="Aptos"/>
           <w:b w:val="0"/>
           <w:i w:val="0"/>
           <w:color w:val="000000"/>
@@ -1688,7 +1638,7 @@
       </w:pPr>
       <w:r>
         <w:rPr>
-          <w:rFonts w:ascii="Arial" w:hAnsi="Arial"/>
+          <w:rFonts w:ascii="Aptos" w:hAnsi="Aptos"/>
           <w:b w:val="0"/>
           <w:i w:val="0"/>
           <w:color w:val="000000"/>
@@ -1703,7 +1653,7 @@
       </w:pPr>
       <w:r>
         <w:rPr>
-          <w:rFonts w:ascii="Arial" w:hAnsi="Arial"/>
+          <w:rFonts w:ascii="Aptos" w:hAnsi="Aptos"/>
           <w:b w:val="0"/>
           <w:i w:val="0"/>
           <w:color w:val="000000"/>
@@ -1718,7 +1668,7 @@
       </w:pPr>
       <w:r>
         <w:rPr>
-          <w:rFonts w:ascii="Arial" w:hAnsi="Arial"/>
+          <w:rFonts w:ascii="Aptos" w:hAnsi="Aptos"/>
           <w:b/>
           <w:i w:val="0"/>
           <w:color w:val="000000"/>
@@ -1733,7 +1683,7 @@
       </w:pPr>
       <w:r>
         <w:rPr>
-          <w:rFonts w:ascii="Arial" w:hAnsi="Arial"/>
+          <w:rFonts w:ascii="Aptos" w:hAnsi="Aptos"/>
           <w:b w:val="0"/>
           <w:i w:val="0"/>
           <w:color w:val="000000"/>
@@ -1748,7 +1698,7 @@
       </w:pPr>
       <w:r>
         <w:rPr>
-          <w:rFonts w:ascii="Arial" w:hAnsi="Arial"/>
+          <w:rFonts w:ascii="Aptos" w:hAnsi="Aptos"/>
           <w:b w:val="0"/>
           <w:i w:val="0"/>
           <w:color w:val="000000"/>
@@ -1763,7 +1713,7 @@
       </w:pPr>
       <w:r>
         <w:rPr>
-          <w:rFonts w:ascii="Arial" w:hAnsi="Arial"/>
+          <w:rFonts w:ascii="Aptos" w:hAnsi="Aptos"/>
           <w:b w:val="0"/>
           <w:i w:val="0"/>
           <w:color w:val="000000"/>
@@ -1778,7 +1728,7 @@
       </w:pPr>
       <w:r>
         <w:rPr>
-          <w:rFonts w:ascii="Arial" w:hAnsi="Arial"/>
+          <w:rFonts w:ascii="Aptos" w:hAnsi="Aptos"/>
           <w:b w:val="0"/>
           <w:i w:val="0"/>
           <w:color w:val="000000"/>
@@ -1791,7 +1741,7 @@
       <w:pPr/>
       <w:r>
         <w:rPr>
-          <w:rFonts w:ascii="Arial" w:hAnsi="Arial"/>
+          <w:rFonts w:ascii="Aptos" w:hAnsi="Aptos"/>
           <w:b w:val="0"/>
           <w:i w:val="0"/>
           <w:color w:val="000000"/>
@@ -1821,7 +1771,7 @@
       </w:pPr>
       <w:r>
         <w:rPr>
-          <w:rFonts w:ascii="Arial" w:hAnsi="Arial"/>
+          <w:rFonts w:ascii="Aptos" w:hAnsi="Aptos"/>
           <w:b/>
           <w:i w:val="0"/>
           <w:color w:val="000000"/>
@@ -1836,7 +1786,7 @@
       </w:pPr>
       <w:r>
         <w:rPr>
-          <w:rFonts w:ascii="Arial" w:hAnsi="Arial"/>
+          <w:rFonts w:ascii="Aptos" w:hAnsi="Aptos"/>
           <w:b/>
           <w:i w:val="0"/>
           <w:color w:val="000000"/>
@@ -1844,6 +1794,16 @@
         </w:rPr>
         <w:t>Ownership &amp; Contact Management</w:t>
       </w:r>
+      <w:r>
+        <w:rPr>
+          <w:rFonts w:ascii="Aptos" w:hAnsi="Aptos"/>
+          <w:b/>
+          <w:i w:val="0"/>
+          <w:color w:val="000000"/>
+          <w:sz w:val="22"/>
+        </w:rPr>
+        <w:t xml:space="preserve"> </w:t>
+      </w:r>
     </w:p>
     <w:p>
       <w:pPr>
@@ -1851,7 +1811,7 @@
       </w:pPr>
       <w:r>
         <w:rPr>
-          <w:rFonts w:ascii="Arial" w:hAnsi="Arial"/>
+          <w:rFonts w:ascii="Aptos" w:hAnsi="Aptos"/>
           <w:b w:val="0"/>
           <w:i w:val="0"/>
           <w:color w:val="000000"/>
@@ -1866,13 +1826,33 @@
       </w:pPr>
       <w:r>
         <w:rPr>
-          <w:rFonts w:ascii="Arial" w:hAnsi="Arial"/>
+          <w:rFonts w:ascii="Aptos" w:hAnsi="Aptos"/>
           <w:b w:val="0"/>
           <w:i w:val="0"/>
           <w:color w:val="000000"/>
           <w:sz w:val="22"/>
         </w:rPr>
-        <w:t>Ownership updates do not consistently propagate across records.</w:t>
+        <w:t>Ownership updates do not consistently p</w:t>
+      </w:r>
+      <w:r>
+        <w:rPr>
+          <w:rFonts w:ascii="Aptos" w:hAnsi="Aptos"/>
+          <w:b w:val="0"/>
+          <w:i w:val="0"/>
+          <w:color w:val="000000"/>
+          <w:sz w:val="22"/>
+        </w:rPr>
+        <w:t xml:space="preserve">opulate </w:t>
+      </w:r>
+      <w:r>
+        <w:rPr>
+          <w:rFonts w:ascii="Aptos" w:hAnsi="Aptos"/>
+          <w:b w:val="0"/>
+          <w:i w:val="0"/>
+          <w:color w:val="000000"/>
+          <w:sz w:val="22"/>
+        </w:rPr>
+        <w:t>across records.</w:t>
       </w:r>
     </w:p>
     <w:p>
@@ -1881,7 +1861,7 @@
       </w:pPr>
       <w:r>
         <w:rPr>
-          <w:rFonts w:ascii="Arial" w:hAnsi="Arial"/>
+          <w:rFonts w:ascii="Aptos" w:hAnsi="Aptos"/>
           <w:b w:val="0"/>
           <w:i w:val="0"/>
           <w:color w:val="000000"/>
@@ -1896,7 +1876,7 @@
       </w:pPr>
       <w:r>
         <w:rPr>
-          <w:rFonts w:ascii="Arial" w:hAnsi="Arial"/>
+          <w:rFonts w:ascii="Aptos" w:hAnsi="Aptos"/>
           <w:b w:val="0"/>
           <w:i w:val="0"/>
           <w:color w:val="000000"/>
@@ -1911,13 +1891,43 @@
       </w:pPr>
       <w:r>
         <w:rPr>
-          <w:rFonts w:ascii="Arial" w:hAnsi="Arial"/>
+          <w:rFonts w:ascii="Aptos" w:hAnsi="Aptos"/>
           <w:b/>
           <w:i w:val="0"/>
           <w:color w:val="000000"/>
           <w:sz w:val="22"/>
         </w:rPr>
-        <w:t>Address Management</w:t>
+        <w:t>Ownership</w:t>
+      </w:r>
+      <w:r>
+        <w:rPr>
+          <w:rFonts w:ascii="Aptos" w:hAnsi="Aptos"/>
+          <w:b/>
+          <w:i w:val="0"/>
+          <w:color w:val="000000"/>
+          <w:sz w:val="22"/>
+        </w:rPr>
+        <w:t xml:space="preserve"> </w:t>
+      </w:r>
+      <w:r>
+        <w:rPr>
+          <w:rFonts w:ascii="Aptos" w:hAnsi="Aptos"/>
+          <w:b/>
+          <w:i w:val="0"/>
+          <w:color w:val="000000"/>
+          <w:sz w:val="22"/>
+        </w:rPr>
+        <w:t xml:space="preserve">/ Property </w:t>
+      </w:r>
+      <w:r>
+        <w:rPr>
+          <w:rFonts w:ascii="Aptos" w:hAnsi="Aptos"/>
+          <w:b/>
+          <w:i w:val="0"/>
+          <w:color w:val="000000"/>
+          <w:sz w:val="22"/>
+        </w:rPr>
+        <w:t>Management</w:t>
       </w:r>
     </w:p>
     <w:p>
@@ -1926,7 +1936,7 @@
       </w:pPr>
       <w:r>
         <w:rPr>
-          <w:rFonts w:ascii="Arial" w:hAnsi="Arial"/>
+          <w:rFonts w:ascii="Aptos" w:hAnsi="Aptos"/>
           <w:b w:val="0"/>
           <w:i w:val="0"/>
           <w:color w:val="000000"/>
@@ -1941,7 +1951,7 @@
       </w:pPr>
       <w:r>
         <w:rPr>
-          <w:rFonts w:ascii="Arial" w:hAnsi="Arial"/>
+          <w:rFonts w:ascii="Aptos" w:hAnsi="Aptos"/>
           <w:b w:val="0"/>
           <w:i w:val="0"/>
           <w:color w:val="000000"/>
@@ -1956,7 +1966,7 @@
       </w:pPr>
       <w:r>
         <w:rPr>
-          <w:rFonts w:ascii="Arial" w:hAnsi="Arial"/>
+          <w:rFonts w:ascii="Aptos" w:hAnsi="Aptos"/>
           <w:b w:val="0"/>
           <w:i w:val="0"/>
           <w:color w:val="000000"/>
@@ -1971,7 +1981,7 @@
       </w:pPr>
       <w:r>
         <w:rPr>
-          <w:rFonts w:ascii="Arial" w:hAnsi="Arial"/>
+          <w:rFonts w:ascii="Aptos" w:hAnsi="Aptos"/>
           <w:b/>
           <w:i w:val="0"/>
           <w:color w:val="000000"/>
@@ -1986,7 +1996,7 @@
       </w:pPr>
       <w:r>
         <w:rPr>
-          <w:rFonts w:ascii="Arial" w:hAnsi="Arial"/>
+          <w:rFonts w:ascii="Aptos" w:hAnsi="Aptos"/>
           <w:b w:val="0"/>
           <w:i w:val="0"/>
           <w:color w:val="000000"/>
@@ -2001,7 +2011,7 @@
       </w:pPr>
       <w:r>
         <w:rPr>
-          <w:rFonts w:ascii="Arial" w:hAnsi="Arial"/>
+          <w:rFonts w:ascii="Aptos" w:hAnsi="Aptos"/>
           <w:b w:val="0"/>
           <w:i w:val="0"/>
           <w:color w:val="000000"/>
@@ -2016,7 +2026,7 @@
       </w:pPr>
       <w:r>
         <w:rPr>
-          <w:rFonts w:ascii="Arial" w:hAnsi="Arial"/>
+          <w:rFonts w:ascii="Aptos" w:hAnsi="Aptos"/>
           <w:b w:val="0"/>
           <w:i w:val="0"/>
           <w:color w:val="000000"/>
@@ -2031,7 +2041,7 @@
       </w:pPr>
       <w:r>
         <w:rPr>
-          <w:rFonts w:ascii="Arial" w:hAnsi="Arial"/>
+          <w:rFonts w:ascii="Aptos" w:hAnsi="Aptos"/>
           <w:b w:val="0"/>
           <w:i w:val="0"/>
           <w:color w:val="000000"/>
@@ -2046,13 +2056,13 @@
       </w:pPr>
       <w:r>
         <w:rPr>
-          <w:rFonts w:ascii="Arial" w:hAnsi="Arial"/>
+          <w:rFonts w:ascii="Aptos" w:hAnsi="Aptos"/>
           <w:b/>
           <w:i w:val="0"/>
           <w:color w:val="000000"/>
           <w:sz w:val="22"/>
         </w:rPr>
-        <w:t>System Stability</w:t>
+        <w:t>System Performance &amp; Usability</w:t>
       </w:r>
     </w:p>
     <w:p>
@@ -2061,7 +2071,7 @@
       </w:pPr>
       <w:r>
         <w:rPr>
-          <w:rFonts w:ascii="Arial" w:hAnsi="Arial"/>
+          <w:rFonts w:ascii="Aptos" w:hAnsi="Aptos"/>
           <w:b w:val="0"/>
           <w:i w:val="0"/>
           <w:color w:val="000000"/>
@@ -2076,7 +2086,7 @@
       </w:pPr>
       <w:r>
         <w:rPr>
-          <w:rFonts w:ascii="Arial" w:hAnsi="Arial"/>
+          <w:rFonts w:ascii="Aptos" w:hAnsi="Aptos"/>
           <w:b w:val="0"/>
           <w:i w:val="0"/>
           <w:color w:val="000000"/>
@@ -2091,7 +2101,7 @@
       </w:pPr>
       <w:r>
         <w:rPr>
-          <w:rFonts w:ascii="Arial" w:hAnsi="Arial"/>
+          <w:rFonts w:ascii="Aptos" w:hAnsi="Aptos"/>
           <w:b w:val="0"/>
           <w:i w:val="0"/>
           <w:color w:val="000000"/>
@@ -2106,7 +2116,7 @@
       </w:pPr>
       <w:r>
         <w:rPr>
-          <w:rFonts w:ascii="Arial" w:hAnsi="Arial"/>
+          <w:rFonts w:ascii="Aptos" w:hAnsi="Aptos"/>
           <w:b/>
           <w:i w:val="0"/>
           <w:color w:val="000000"/>
@@ -2121,7 +2131,7 @@
       </w:pPr>
       <w:r>
         <w:rPr>
-          <w:rFonts w:ascii="Arial" w:hAnsi="Arial"/>
+          <w:rFonts w:ascii="Aptos" w:hAnsi="Aptos"/>
           <w:b w:val="0"/>
           <w:i w:val="0"/>
           <w:color w:val="000000"/>
@@ -2136,7 +2146,7 @@
       </w:pPr>
       <w:r>
         <w:rPr>
-          <w:rFonts w:ascii="Arial" w:hAnsi="Arial"/>
+          <w:rFonts w:ascii="Aptos" w:hAnsi="Aptos"/>
           <w:b w:val="0"/>
           <w:i w:val="0"/>
           <w:color w:val="000000"/>
@@ -2151,7 +2161,7 @@
       </w:pPr>
       <w:r>
         <w:rPr>
-          <w:rFonts w:ascii="Arial" w:hAnsi="Arial"/>
+          <w:rFonts w:ascii="Aptos" w:hAnsi="Aptos"/>
           <w:b w:val="0"/>
           <w:i w:val="0"/>
           <w:color w:val="000000"/>
@@ -2166,7 +2176,127 @@
       </w:pPr>
       <w:r>
         <w:rPr>
-          <w:rFonts w:ascii="Arial" w:hAnsi="Arial"/>
+          <w:rFonts w:ascii="Aptos" w:hAnsi="Aptos"/>
+          <w:b/>
+          <w:i w:val="0"/>
+          <w:color w:val="000000"/>
+          <w:sz w:val="22"/>
+        </w:rPr>
+        <w:t>Multiple Systems</w:t>
+      </w:r>
+    </w:p>
+    <w:p>
+      <w:pPr>
+        <w:pStyle w:val="ListParagraph"/>
+      </w:pPr>
+      <w:r>
+        <w:rPr>
+          <w:rFonts w:ascii="Aptos" w:hAnsi="Aptos"/>
+          <w:b w:val="0"/>
+          <w:i w:val="0"/>
+          <w:color w:val="000000"/>
+          <w:sz w:val="22"/>
+        </w:rPr>
+        <w:t>Information is spread across IPS, AS400, Camino, ImageMate, GIS, deed searches, and other systems.</w:t>
+      </w:r>
+    </w:p>
+    <w:p>
+      <w:pPr>
+        <w:pStyle w:val="ListParagraph"/>
+      </w:pPr>
+      <w:r>
+        <w:rPr>
+          <w:rFonts w:ascii="Aptos" w:hAnsi="Aptos"/>
+          <w:b w:val="0"/>
+          <w:i w:val="0"/>
+          <w:color w:val="000000"/>
+          <w:sz w:val="22"/>
+        </w:rPr>
+        <w:t>Duplicate data entry is common.</w:t>
+      </w:r>
+    </w:p>
+    <w:p>
+      <w:pPr>
+        <w:pStyle w:val="ListParagraph"/>
+      </w:pPr>
+      <w:r>
+        <w:rPr>
+          <w:rFonts w:ascii="Aptos" w:hAnsi="Aptos"/>
+          <w:b w:val="0"/>
+          <w:i w:val="0"/>
+          <w:color w:val="000000"/>
+          <w:sz w:val="22"/>
+        </w:rPr>
+        <w:t>No centralized source of property and ownership information exists.</w:t>
+      </w:r>
+    </w:p>
+    <w:p>
+      <w:pPr>
+        <w:pStyle w:val="ListParagraph"/>
+      </w:pPr>
+      <w:r>
+        <w:rPr>
+          <w:rFonts w:ascii="Aptos" w:hAnsi="Aptos"/>
+          <w:b/>
+          <w:i w:val="0"/>
+          <w:color w:val="000000"/>
+          <w:sz w:val="22"/>
+        </w:rPr>
+        <w:t>Property Research</w:t>
+      </w:r>
+    </w:p>
+    <w:p>
+      <w:pPr>
+        <w:pStyle w:val="ListParagraph"/>
+      </w:pPr>
+      <w:r>
+        <w:rPr>
+          <w:rFonts w:ascii="Aptos" w:hAnsi="Aptos"/>
+          <w:b w:val="0"/>
+          <w:i w:val="0"/>
+          <w:color w:val="000000"/>
+          <w:sz w:val="22"/>
+        </w:rPr>
+        <w:t>Ownership verification requires multiple systems.</w:t>
+      </w:r>
+    </w:p>
+    <w:p>
+      <w:pPr>
+        <w:pStyle w:val="ListParagraph"/>
+      </w:pPr>
+      <w:r>
+        <w:rPr>
+          <w:rFonts w:ascii="Aptos" w:hAnsi="Aptos"/>
+          <w:b w:val="0"/>
+          <w:i w:val="0"/>
+          <w:color w:val="000000"/>
+          <w:sz w:val="22"/>
+        </w:rPr>
+        <w:t>Historical property information can be difficult to locate.</w:t>
+      </w:r>
+    </w:p>
+    <w:p>
+      <w:pPr>
+        <w:pStyle w:val="ListParagraph"/>
+      </w:pPr>
+      <w:r>
+        <w:rPr>
+          <w:rFonts w:ascii="Aptos" w:hAnsi="Aptos"/>
+          <w:b w:val="0"/>
+          <w:i w:val="0"/>
+          <w:color w:val="000000"/>
+          <w:sz w:val="22"/>
+        </w:rPr>
+        <w:t>Tracking ownership changes requires extensive manual research.</w:t>
+      </w:r>
+    </w:p>
+    <w:p>
+      <w:pPr>
+        <w:pStyle w:val="ListParagraph"/>
+      </w:pPr>
+      <w:r>
+        <w:rPr>
+          <w:rFonts w:ascii="Aptos" w:hAnsi="Aptos"/>
           <w:b/>
           <w:i w:val="0"/>
           <w:color w:val="000000"/>
@@ -2181,73 +2311,23 @@
       </w:pPr>
       <w:r>
         <w:rPr>
-          <w:rFonts w:ascii="Arial" w:hAnsi="Arial"/>
+          <w:rFonts w:ascii="Aptos" w:hAnsi="Aptos"/>
           <w:b/>
           <w:i w:val="0"/>
           <w:color w:val="000000"/>
           <w:sz w:val="22"/>
         </w:rPr>
-        <w:t>Multiple Systems</w:t>
+        <w:t>BAA Process C</w:t>
       </w:r>
-    </w:p>
-    <w:p>
-      <w:pPr>
-        <w:pStyle w:val="ListParagraph"/>
-      </w:pPr>
       <w:r>
         <w:rPr>
-          <w:rFonts w:ascii="Arial" w:hAnsi="Arial"/>
-          <w:b w:val="0"/>
-          <w:i w:val="0"/>
-          <w:color w:val="000000"/>
-          <w:sz w:val="22"/>
-        </w:rPr>
-        <w:t>Information is spread across IPS, AS400, Camino, ImageMate, GIS, deed searches, and other systems.</w:t>
-      </w:r>
-    </w:p>
-    <w:p>
-      <w:pPr>
-        <w:pStyle w:val="ListParagraph"/>
-      </w:pPr>
-      <w:r>
-        <w:rPr>
-          <w:rFonts w:ascii="Arial" w:hAnsi="Arial"/>
-          <w:b w:val="0"/>
-          <w:i w:val="0"/>
-          <w:color w:val="000000"/>
-          <w:sz w:val="22"/>
-        </w:rPr>
-        <w:t>Duplicate data entry is common.</w:t>
-      </w:r>
-    </w:p>
-    <w:p>
-      <w:pPr>
-        <w:pStyle w:val="ListParagraph"/>
-      </w:pPr>
-      <w:r>
-        <w:rPr>
-          <w:rFonts w:ascii="Arial" w:hAnsi="Arial"/>
-          <w:b w:val="0"/>
-          <w:i w:val="0"/>
-          <w:color w:val="000000"/>
-          <w:sz w:val="22"/>
-        </w:rPr>
-        <w:t>No centralized source of property and ownership information exists.</w:t>
-      </w:r>
-    </w:p>
-    <w:p>
-      <w:pPr>
-        <w:pStyle w:val="ListParagraph"/>
-      </w:pPr>
-      <w:r>
-        <w:rPr>
-          <w:rFonts w:ascii="Arial" w:hAnsi="Arial"/>
+          <w:rFonts w:ascii="Aptos" w:hAnsi="Aptos"/>
           <w:b/>
           <w:i w:val="0"/>
           <w:color w:val="000000"/>
           <w:sz w:val="22"/>
         </w:rPr>
-        <w:t>BAA Process Challenges</w:t>
+        <w:t>omplexity</w:t>
       </w:r>
     </w:p>
     <w:p>
@@ -2256,7 +2336,7 @@
       </w:pPr>
       <w:r>
         <w:rPr>
-          <w:rFonts w:ascii="Arial" w:hAnsi="Arial"/>
+          <w:rFonts w:ascii="Aptos" w:hAnsi="Aptos"/>
           <w:b w:val="0"/>
           <w:i w:val="0"/>
           <w:color w:val="000000"/>
@@ -2271,7 +2351,7 @@
       </w:pPr>
       <w:r>
         <w:rPr>
-          <w:rFonts w:ascii="Arial" w:hAnsi="Arial"/>
+          <w:rFonts w:ascii="Aptos" w:hAnsi="Aptos"/>
           <w:b w:val="0"/>
           <w:i w:val="0"/>
           <w:color w:val="000000"/>
@@ -2286,7 +2366,7 @@
       </w:pPr>
       <w:r>
         <w:rPr>
-          <w:rFonts w:ascii="Arial" w:hAnsi="Arial"/>
+          <w:rFonts w:ascii="Aptos" w:hAnsi="Aptos"/>
           <w:b w:val="0"/>
           <w:i w:val="0"/>
           <w:color w:val="000000"/>
@@ -2301,67 +2381,7 @@
       </w:pPr>
       <w:r>
         <w:rPr>
-          <w:rFonts w:ascii="Arial" w:hAnsi="Arial"/>
-          <w:b/>
-          <w:i w:val="0"/>
-          <w:color w:val="000000"/>
-          <w:sz w:val="22"/>
-        </w:rPr>
-        <w:t>Property Research Challenges</w:t>
-      </w:r>
-    </w:p>
-    <w:p>
-      <w:pPr>
-        <w:pStyle w:val="ListParagraph"/>
-      </w:pPr>
-      <w:r>
-        <w:rPr>
-          <w:rFonts w:ascii="Arial" w:hAnsi="Arial"/>
-          <w:b w:val="0"/>
-          <w:i w:val="0"/>
-          <w:color w:val="000000"/>
-          <w:sz w:val="22"/>
-        </w:rPr>
-        <w:t>Ownership verification requires multiple systems.</w:t>
-      </w:r>
-    </w:p>
-    <w:p>
-      <w:pPr>
-        <w:pStyle w:val="ListParagraph"/>
-      </w:pPr>
-      <w:r>
-        <w:rPr>
-          <w:rFonts w:ascii="Arial" w:hAnsi="Arial"/>
-          <w:b w:val="0"/>
-          <w:i w:val="0"/>
-          <w:color w:val="000000"/>
-          <w:sz w:val="22"/>
-        </w:rPr>
-        <w:t>Historical property information can be difficult to locate.</w:t>
-      </w:r>
-    </w:p>
-    <w:p>
-      <w:pPr>
-        <w:pStyle w:val="ListParagraph"/>
-      </w:pPr>
-      <w:r>
-        <w:rPr>
-          <w:rFonts w:ascii="Arial" w:hAnsi="Arial"/>
-          <w:b w:val="0"/>
-          <w:i w:val="0"/>
-          <w:color w:val="000000"/>
-          <w:sz w:val="22"/>
-        </w:rPr>
-        <w:t>Tracking ownership changes requires extensive manual research.</w:t>
-      </w:r>
-    </w:p>
-    <w:p>
-      <w:pPr>
-        <w:pStyle w:val="ListParagraph"/>
-      </w:pPr>
-      <w:r>
-        <w:rPr>
-          <w:rFonts w:ascii="Arial" w:hAnsi="Arial"/>
+          <w:rFonts w:ascii="Aptos" w:hAnsi="Aptos"/>
           <w:b/>
           <w:i w:val="0"/>
           <w:color w:val="000000"/>
@@ -2376,7 +2396,7 @@
       </w:pPr>
       <w:r>
         <w:rPr>
-          <w:rFonts w:ascii="Arial" w:hAnsi="Arial"/>
+          <w:rFonts w:ascii="Aptos" w:hAnsi="Aptos"/>
           <w:b w:val="0"/>
           <w:i w:val="0"/>
           <w:color w:val="000000"/>
@@ -2391,7 +2411,7 @@
       </w:pPr>
       <w:r>
         <w:rPr>
-          <w:rFonts w:ascii="Arial" w:hAnsi="Arial"/>
+          <w:rFonts w:ascii="Aptos" w:hAnsi="Aptos"/>
           <w:b w:val="0"/>
           <w:i w:val="0"/>
           <w:color w:val="000000"/>
@@ -2406,7 +2426,7 @@
       </w:pPr>
       <w:r>
         <w:rPr>
-          <w:rFonts w:ascii="Arial" w:hAnsi="Arial"/>
+          <w:rFonts w:ascii="Aptos" w:hAnsi="Aptos"/>
           <w:b w:val="0"/>
           <w:i w:val="0"/>
           <w:color w:val="000000"/>
@@ -2436,7 +2456,7 @@
       </w:pPr>
       <w:r>
         <w:rPr>
-          <w:rFonts w:ascii="Arial" w:hAnsi="Arial"/>
+          <w:rFonts w:ascii="Aptos" w:hAnsi="Aptos"/>
           <w:b w:val="0"/>
           <w:i w:val="0"/>
           <w:color w:val="000000"/>
@@ -2451,13 +2471,13 @@
       </w:pPr>
       <w:r>
         <w:rPr>
-          <w:rFonts w:ascii="Arial" w:hAnsi="Arial"/>
+          <w:rFonts w:ascii="Aptos" w:hAnsi="Aptos"/>
           <w:b/>
           <w:i w:val="0"/>
           <w:color w:val="000000"/>
           <w:sz w:val="22"/>
         </w:rPr>
-        <w:t>Enhanced Ownership Management</w:t>
+        <w:t>Ownership &amp; Contact Management</w:t>
       </w:r>
     </w:p>
     <w:p>
@@ -2466,7 +2486,7 @@
       </w:pPr>
       <w:r>
         <w:rPr>
-          <w:rFonts w:ascii="Arial" w:hAnsi="Arial"/>
+          <w:rFonts w:ascii="Aptos" w:hAnsi="Aptos"/>
           <w:b w:val="0"/>
           <w:i w:val="0"/>
           <w:color w:val="000000"/>
@@ -2481,13 +2501,53 @@
       </w:pPr>
       <w:r>
         <w:rPr>
-          <w:rFonts w:ascii="Arial" w:hAnsi="Arial"/>
+          <w:rFonts w:ascii="Aptos" w:hAnsi="Aptos"/>
           <w:b w:val="0"/>
           <w:i w:val="0"/>
           <w:color w:val="000000"/>
           <w:sz w:val="22"/>
         </w:rPr>
-        <w:t>Automatic synchronization of ownership updates.</w:t>
+        <w:t>Automatic synchronization of ownership updates</w:t>
+      </w:r>
+      <w:r>
+        <w:rPr>
+          <w:rFonts w:ascii="Aptos" w:hAnsi="Aptos"/>
+          <w:b w:val="0"/>
+          <w:i w:val="0"/>
+          <w:color w:val="000000"/>
+          <w:sz w:val="22"/>
+        </w:rPr>
+        <w:t xml:space="preserve"> </w:t>
+      </w:r>
+      <w:r>
+        <w:rPr>
+          <w:rFonts w:ascii="Aptos" w:hAnsi="Aptos"/>
+          <w:b w:val="0"/>
+          <w:i w:val="0"/>
+          <w:color w:val="000000"/>
+          <w:sz w:val="22"/>
+        </w:rPr>
+        <w:t>across IPS</w:t>
+      </w:r>
+      <w:r>
+        <w:rPr>
+          <w:rFonts w:ascii="Aptos" w:hAnsi="Aptos"/>
+          <w:b w:val="0"/>
+          <w:i w:val="0"/>
+          <w:color w:val="000000"/>
+          <w:sz w:val="22"/>
+        </w:rPr>
+        <w:t xml:space="preserve"> tabs</w:t>
+      </w:r>
+      <w:r>
+        <w:rPr>
+          <w:rFonts w:ascii="Aptos" w:hAnsi="Aptos"/>
+          <w:b w:val="0"/>
+          <w:i w:val="0"/>
+          <w:color w:val="000000"/>
+          <w:sz w:val="22"/>
+        </w:rPr>
+        <w:t>.</w:t>
       </w:r>
     </w:p>
     <w:p>
@@ -2496,7 +2556,7 @@
       </w:pPr>
       <w:r>
         <w:rPr>
-          <w:rFonts w:ascii="Arial" w:hAnsi="Arial"/>
+          <w:rFonts w:ascii="Aptos" w:hAnsi="Aptos"/>
           <w:b w:val="0"/>
           <w:i w:val="0"/>
           <w:color w:val="000000"/>
@@ -2511,7 +2571,7 @@
       </w:pPr>
       <w:r>
         <w:rPr>
-          <w:rFonts w:ascii="Arial" w:hAnsi="Arial"/>
+          <w:rFonts w:ascii="Aptos" w:hAnsi="Aptos"/>
           <w:b w:val="0"/>
           <w:i w:val="0"/>
           <w:color w:val="000000"/>
@@ -2526,13 +2586,23 @@
       </w:pPr>
       <w:r>
         <w:rPr>
-          <w:rFonts w:ascii="Arial" w:hAnsi="Arial"/>
+          <w:rFonts w:ascii="Aptos" w:hAnsi="Aptos"/>
           <w:b/>
           <w:i w:val="0"/>
           <w:color w:val="000000"/>
           <w:sz w:val="22"/>
         </w:rPr>
-        <w:t>Improved Property Management</w:t>
+        <w:t xml:space="preserve">Address </w:t>
+      </w:r>
+      <w:r>
+        <w:rPr>
+          <w:rFonts w:ascii="Aptos" w:hAnsi="Aptos"/>
+          <w:b/>
+          <w:i w:val="0"/>
+          <w:color w:val="000000"/>
+          <w:sz w:val="22"/>
+        </w:rPr>
+        <w:t>Management</w:t>
       </w:r>
     </w:p>
     <w:p>
@@ -2541,7 +2611,7 @@
       </w:pPr>
       <w:r>
         <w:rPr>
-          <w:rFonts w:ascii="Arial" w:hAnsi="Arial"/>
+          <w:rFonts w:ascii="Aptos" w:hAnsi="Aptos"/>
           <w:b w:val="0"/>
           <w:i w:val="0"/>
           <w:color w:val="000000"/>
@@ -2556,7 +2626,7 @@
       </w:pPr>
       <w:r>
         <w:rPr>
-          <w:rFonts w:ascii="Arial" w:hAnsi="Arial"/>
+          <w:rFonts w:ascii="Aptos" w:hAnsi="Aptos"/>
           <w:b w:val="0"/>
           <w:i w:val="0"/>
           <w:color w:val="000000"/>
@@ -2571,7 +2641,7 @@
       </w:pPr>
       <w:r>
         <w:rPr>
-          <w:rFonts w:ascii="Arial" w:hAnsi="Arial"/>
+          <w:rFonts w:ascii="Aptos" w:hAnsi="Aptos"/>
           <w:b w:val="0"/>
           <w:i w:val="0"/>
           <w:color w:val="000000"/>
@@ -2586,7 +2656,7 @@
       </w:pPr>
       <w:r>
         <w:rPr>
-          <w:rFonts w:ascii="Arial" w:hAnsi="Arial"/>
+          <w:rFonts w:ascii="Aptos" w:hAnsi="Aptos"/>
           <w:b w:val="0"/>
           <w:i w:val="0"/>
           <w:color w:val="000000"/>
@@ -2601,7 +2671,7 @@
       </w:pPr>
       <w:r>
         <w:rPr>
-          <w:rFonts w:ascii="Arial" w:hAnsi="Arial"/>
+          <w:rFonts w:ascii="Aptos" w:hAnsi="Aptos"/>
           <w:b/>
           <w:i w:val="0"/>
           <w:color w:val="000000"/>
@@ -2616,7 +2686,7 @@
       </w:pPr>
       <w:r>
         <w:rPr>
-          <w:rFonts w:ascii="Arial" w:hAnsi="Arial"/>
+          <w:rFonts w:ascii="Aptos" w:hAnsi="Aptos"/>
           <w:b w:val="0"/>
           <w:i w:val="0"/>
           <w:color w:val="000000"/>
@@ -2631,7 +2701,7 @@
       </w:pPr>
       <w:r>
         <w:rPr>
-          <w:rFonts w:ascii="Arial" w:hAnsi="Arial"/>
+          <w:rFonts w:ascii="Aptos" w:hAnsi="Aptos"/>
           <w:b w:val="0"/>
           <w:i w:val="0"/>
           <w:color w:val="000000"/>
@@ -2646,7 +2716,7 @@
       </w:pPr>
       <w:r>
         <w:rPr>
-          <w:rFonts w:ascii="Arial" w:hAnsi="Arial"/>
+          <w:rFonts w:ascii="Aptos" w:hAnsi="Aptos"/>
           <w:b w:val="0"/>
           <w:i w:val="0"/>
           <w:color w:val="000000"/>
@@ -2661,7 +2731,7 @@
       </w:pPr>
       <w:r>
         <w:rPr>
-          <w:rFonts w:ascii="Arial" w:hAnsi="Arial"/>
+          <w:rFonts w:ascii="Aptos" w:hAnsi="Aptos"/>
           <w:b w:val="0"/>
           <w:i w:val="0"/>
           <w:color w:val="000000"/>
@@ -2676,7 +2746,7 @@
       </w:pPr>
       <w:r>
         <w:rPr>
-          <w:rFonts w:ascii="Arial" w:hAnsi="Arial"/>
+          <w:rFonts w:ascii="Aptos" w:hAnsi="Aptos"/>
           <w:b/>
           <w:i w:val="0"/>
           <w:color w:val="000000"/>
@@ -2691,7 +2761,7 @@
       </w:pPr>
       <w:r>
         <w:rPr>
-          <w:rFonts w:ascii="Arial" w:hAnsi="Arial"/>
+          <w:rFonts w:ascii="Aptos" w:hAnsi="Aptos"/>
           <w:b w:val="0"/>
           <w:i w:val="0"/>
           <w:color w:val="000000"/>
@@ -2706,7 +2776,7 @@
       </w:pPr>
       <w:r>
         <w:rPr>
-          <w:rFonts w:ascii="Arial" w:hAnsi="Arial"/>
+          <w:rFonts w:ascii="Aptos" w:hAnsi="Aptos"/>
           <w:b w:val="0"/>
           <w:i w:val="0"/>
           <w:color w:val="000000"/>
@@ -2721,7 +2791,7 @@
       </w:pPr>
       <w:r>
         <w:rPr>
-          <w:rFonts w:ascii="Arial" w:hAnsi="Arial"/>
+          <w:rFonts w:ascii="Aptos" w:hAnsi="Aptos"/>
           <w:b w:val="0"/>
           <w:i w:val="0"/>
           <w:color w:val="000000"/>
@@ -2736,7 +2806,7 @@
       </w:pPr>
       <w:r>
         <w:rPr>
-          <w:rFonts w:ascii="Arial" w:hAnsi="Arial"/>
+          <w:rFonts w:ascii="Aptos" w:hAnsi="Aptos"/>
           <w:b w:val="0"/>
           <w:i w:val="0"/>
           <w:color w:val="000000"/>
@@ -2751,13 +2821,33 @@
       </w:pPr>
       <w:r>
         <w:rPr>
-          <w:rFonts w:ascii="Arial" w:hAnsi="Arial"/>
+          <w:rFonts w:ascii="Aptos" w:hAnsi="Aptos"/>
           <w:b/>
           <w:i w:val="0"/>
           <w:color w:val="000000"/>
           <w:sz w:val="22"/>
         </w:rPr>
-        <w:t>System Performance Improvements</w:t>
+        <w:t xml:space="preserve">System Performance </w:t>
+      </w:r>
+      <w:r>
+        <w:rPr>
+          <w:rFonts w:ascii="Aptos" w:hAnsi="Aptos"/>
+          <w:b/>
+          <w:i w:val="0"/>
+          <w:color w:val="000000"/>
+          <w:sz w:val="22"/>
+        </w:rPr>
+        <w:t xml:space="preserve">&amp; Usability </w:t>
+      </w:r>
+      <w:r>
+        <w:rPr>
+          <w:rFonts w:ascii="Aptos" w:hAnsi="Aptos"/>
+          <w:b/>
+          <w:i w:val="0"/>
+          <w:color w:val="000000"/>
+          <w:sz w:val="22"/>
+        </w:rPr>
+        <w:t>Improvements</w:t>
       </w:r>
     </w:p>
     <w:p>
@@ -2766,7 +2856,7 @@
       </w:pPr>
       <w:r>
         <w:rPr>
-          <w:rFonts w:ascii="Arial" w:hAnsi="Arial"/>
+          <w:rFonts w:ascii="Aptos" w:hAnsi="Aptos"/>
           <w:b w:val="0"/>
           <w:i w:val="0"/>
           <w:color w:val="000000"/>
@@ -2781,7 +2871,7 @@
       </w:pPr>
       <w:r>
         <w:rPr>
-          <w:rFonts w:ascii="Arial" w:hAnsi="Arial"/>
+          <w:rFonts w:ascii="Aptos" w:hAnsi="Aptos"/>
           <w:b w:val="0"/>
           <w:i w:val="0"/>
           <w:color w:val="000000"/>
@@ -2796,7 +2886,7 @@
       </w:pPr>
       <w:r>
         <w:rPr>
-          <w:rFonts w:ascii="Arial" w:hAnsi="Arial"/>
+          <w:rFonts w:ascii="Aptos" w:hAnsi="Aptos"/>
           <w:b w:val="0"/>
           <w:i w:val="0"/>
           <w:color w:val="000000"/>
@@ -2811,7 +2901,237 @@
       </w:pPr>
       <w:r>
         <w:rPr>
-          <w:rFonts w:ascii="Arial" w:hAnsi="Arial"/>
+          <w:rFonts w:ascii="Aptos" w:hAnsi="Aptos"/>
+          <w:b/>
+          <w:i w:val="0"/>
+          <w:color w:val="000000"/>
+          <w:sz w:val="22"/>
+        </w:rPr>
+        <w:t>System Integration</w:t>
+      </w:r>
+    </w:p>
+    <w:p>
+      <w:pPr>
+        <w:pStyle w:val="ListParagraph"/>
+      </w:pPr>
+      <w:r>
+        <w:rPr>
+          <w:rFonts w:ascii="Aptos" w:hAnsi="Aptos"/>
+          <w:b w:val="0"/>
+          <w:i w:val="0"/>
+          <w:color w:val="000000"/>
+          <w:sz w:val="22"/>
+        </w:rPr>
+        <w:t>Single source of truth for ownership, property, permit, and enforcement information.</w:t>
+      </w:r>
+    </w:p>
+    <w:p>
+      <w:pPr>
+        <w:pStyle w:val="ListParagraph"/>
+      </w:pPr>
+      <w:r>
+        <w:rPr>
+          <w:rFonts w:ascii="Aptos" w:hAnsi="Aptos"/>
+          <w:b w:val="0"/>
+          <w:i w:val="0"/>
+          <w:color w:val="000000"/>
+          <w:sz w:val="22"/>
+        </w:rPr>
+        <w:t>Better integration between IPS, AS400, Camino, GIS, and external databases.</w:t>
+      </w:r>
+    </w:p>
+    <w:p>
+      <w:pPr>
+        <w:pStyle w:val="ListParagraph"/>
+      </w:pPr>
+      <w:r>
+        <w:rPr>
+          <w:rFonts w:ascii="Aptos" w:hAnsi="Aptos"/>
+          <w:b w:val="0"/>
+          <w:i w:val="0"/>
+          <w:color w:val="000000"/>
+          <w:sz w:val="22"/>
+        </w:rPr>
+        <w:t>Elimination of duplicate data entry.</w:t>
+      </w:r>
+    </w:p>
+    <w:p>
+      <w:pPr>
+        <w:pStyle w:val="ListParagraph"/>
+      </w:pPr>
+      <w:r>
+        <w:rPr>
+          <w:rFonts w:ascii="Aptos" w:hAnsi="Aptos"/>
+          <w:b w:val="0"/>
+          <w:i w:val="0"/>
+          <w:color w:val="000000"/>
+          <w:sz w:val="22"/>
+        </w:rPr>
+        <w:t>Automatic synchronization between systems.</w:t>
+      </w:r>
+    </w:p>
+    <w:p>
+      <w:pPr>
+        <w:pStyle w:val="ListParagraph"/>
+      </w:pPr>
+      <w:r>
+        <w:rPr>
+          <w:rFonts w:ascii="Aptos" w:hAnsi="Aptos"/>
+          <w:b/>
+          <w:i w:val="0"/>
+          <w:color w:val="000000"/>
+          <w:sz w:val="22"/>
+        </w:rPr>
+        <w:t>User Experience Improvements</w:t>
+      </w:r>
+    </w:p>
+    <w:p>
+      <w:pPr>
+        <w:pStyle w:val="ListParagraph"/>
+      </w:pPr>
+      <w:r>
+        <w:rPr>
+          <w:rFonts w:ascii="Aptos" w:hAnsi="Aptos"/>
+          <w:b w:val="0"/>
+          <w:i w:val="0"/>
+          <w:color w:val="000000"/>
+          <w:sz w:val="22"/>
+        </w:rPr>
+        <w:t>Modernized workflows and interface.</w:t>
+      </w:r>
+    </w:p>
+    <w:p>
+      <w:pPr>
+        <w:pStyle w:val="ListParagraph"/>
+      </w:pPr>
+      <w:r>
+        <w:rPr>
+          <w:rFonts w:ascii="Aptos" w:hAnsi="Aptos"/>
+          <w:b w:val="0"/>
+          <w:i w:val="0"/>
+          <w:color w:val="000000"/>
+          <w:sz w:val="22"/>
+        </w:rPr>
+        <w:t>Better organization of information.</w:t>
+      </w:r>
+    </w:p>
+    <w:p>
+      <w:pPr>
+        <w:pStyle w:val="ListParagraph"/>
+      </w:pPr>
+      <w:r>
+        <w:rPr>
+          <w:rFonts w:ascii="Aptos" w:hAnsi="Aptos"/>
+          <w:b w:val="0"/>
+          <w:i w:val="0"/>
+          <w:color w:val="000000"/>
+          <w:sz w:val="22"/>
+        </w:rPr>
+        <w:t>Improved search capabilities.</w:t>
+      </w:r>
+    </w:p>
+    <w:p>
+      <w:pPr>
+        <w:pStyle w:val="ListParagraph"/>
+      </w:pPr>
+      <w:r>
+        <w:rPr>
+          <w:rFonts w:ascii="Aptos" w:hAnsi="Aptos"/>
+          <w:b w:val="0"/>
+          <w:i w:val="0"/>
+          <w:color w:val="000000"/>
+          <w:sz w:val="22"/>
+        </w:rPr>
+        <w:t xml:space="preserve">Easier access to </w:t>
+      </w:r>
+      <w:r>
+        <w:rPr>
+          <w:rFonts w:ascii="Aptos" w:hAnsi="Aptos"/>
+          <w:b w:val="0"/>
+          <w:i w:val="0"/>
+          <w:color w:val="000000"/>
+          <w:sz w:val="22"/>
+        </w:rPr>
+        <w:t>frequently</w:t>
+      </w:r>
+      <w:r>
+        <w:rPr>
+          <w:rFonts w:ascii="Aptos" w:hAnsi="Aptos"/>
+          <w:b w:val="0"/>
+          <w:i w:val="0"/>
+          <w:color w:val="000000"/>
+          <w:sz w:val="22"/>
+        </w:rPr>
+        <w:t xml:space="preserve"> used information.</w:t>
+      </w:r>
+    </w:p>
+    <w:p>
+      <w:pPr>
+        <w:pStyle w:val="ListParagraph"/>
+      </w:pPr>
+      <w:r>
+        <w:rPr>
+          <w:rFonts w:ascii="Aptos" w:hAnsi="Aptos"/>
+          <w:b/>
+          <w:i w:val="0"/>
+          <w:color w:val="000000"/>
+          <w:sz w:val="22"/>
+        </w:rPr>
+        <w:t>Information Access</w:t>
+      </w:r>
+    </w:p>
+    <w:p>
+      <w:pPr>
+        <w:pStyle w:val="ListParagraph"/>
+      </w:pPr>
+      <w:r>
+        <w:rPr>
+          <w:rFonts w:ascii="Aptos" w:hAnsi="Aptos"/>
+          <w:b w:val="0"/>
+          <w:i w:val="0"/>
+          <w:color w:val="000000"/>
+          <w:sz w:val="22"/>
+        </w:rPr>
+        <w:t>Easier access to ownership, tax, water, and licensing information.</w:t>
+      </w:r>
+    </w:p>
+    <w:p>
+      <w:pPr>
+        <w:pStyle w:val="ListParagraph"/>
+      </w:pPr>
+      <w:r>
+        <w:rPr>
+          <w:rFonts w:ascii="Aptos" w:hAnsi="Aptos"/>
+          <w:b w:val="0"/>
+          <w:i w:val="0"/>
+          <w:color w:val="000000"/>
+          <w:sz w:val="22"/>
+        </w:rPr>
+        <w:t>Centralized property research capabilities.</w:t>
+      </w:r>
+    </w:p>
+    <w:p>
+      <w:pPr>
+        <w:pStyle w:val="ListParagraph"/>
+      </w:pPr>
+      <w:r>
+        <w:rPr>
+          <w:rFonts w:ascii="Aptos" w:hAnsi="Aptos"/>
+          <w:b w:val="0"/>
+          <w:i w:val="0"/>
+          <w:color w:val="000000"/>
+          <w:sz w:val="22"/>
+        </w:rPr>
+        <w:t>Improved historical records access.</w:t>
+      </w:r>
+    </w:p>
+    <w:p>
+      <w:pPr>
+        <w:pStyle w:val="ListParagraph"/>
+      </w:pPr>
+      <w:r>
+        <w:rPr>
+          <w:rFonts w:ascii="Aptos" w:hAnsi="Aptos"/>
           <w:b w:val="0"/>
           <w:i w:val="0"/>
           <w:color w:val="000000"/>
@@ -2826,142 +3146,7 @@
       </w:pPr>
       <w:r>
         <w:rPr>
-          <w:rFonts w:ascii="Arial" w:hAnsi="Arial"/>
-          <w:b/>
-          <w:i w:val="0"/>
-          <w:color w:val="000000"/>
-          <w:sz w:val="22"/>
-        </w:rPr>
-        <w:t>System Integration</w:t>
-      </w:r>
-    </w:p>
-    <w:p>
-      <w:pPr>
-        <w:pStyle w:val="ListParagraph"/>
-      </w:pPr>
-      <w:r>
-        <w:rPr>
-          <w:rFonts w:ascii="Arial" w:hAnsi="Arial"/>
-          <w:b w:val="0"/>
-          <w:i w:val="0"/>
-          <w:color w:val="000000"/>
-          <w:sz w:val="22"/>
-        </w:rPr>
-        <w:t>Single source of truth for ownership, property, permit, and enforcement information.</w:t>
-      </w:r>
-    </w:p>
-    <w:p>
-      <w:pPr>
-        <w:pStyle w:val="ListParagraph"/>
-      </w:pPr>
-      <w:r>
-        <w:rPr>
-          <w:rFonts w:ascii="Arial" w:hAnsi="Arial"/>
-          <w:b w:val="0"/>
-          <w:i w:val="0"/>
-          <w:color w:val="000000"/>
-          <w:sz w:val="22"/>
-        </w:rPr>
-        <w:t>Better integration between IPS, AS400, Camino, GIS, and external databases.</w:t>
-      </w:r>
-    </w:p>
-    <w:p>
-      <w:pPr>
-        <w:pStyle w:val="ListParagraph"/>
-      </w:pPr>
-      <w:r>
-        <w:rPr>
-          <w:rFonts w:ascii="Arial" w:hAnsi="Arial"/>
-          <w:b w:val="0"/>
-          <w:i w:val="0"/>
-          <w:color w:val="000000"/>
-          <w:sz w:val="22"/>
-        </w:rPr>
-        <w:t>Elimination of duplicate data entry.</w:t>
-      </w:r>
-    </w:p>
-    <w:p>
-      <w:pPr>
-        <w:pStyle w:val="ListParagraph"/>
-      </w:pPr>
-      <w:r>
-        <w:rPr>
-          <w:rFonts w:ascii="Arial" w:hAnsi="Arial"/>
-          <w:b w:val="0"/>
-          <w:i w:val="0"/>
-          <w:color w:val="000000"/>
-          <w:sz w:val="22"/>
-        </w:rPr>
-        <w:t>Automatic synchronization between systems.</w:t>
-      </w:r>
-    </w:p>
-    <w:p>
-      <w:pPr>
-        <w:pStyle w:val="ListParagraph"/>
-      </w:pPr>
-      <w:r>
-        <w:rPr>
-          <w:rFonts w:ascii="Arial" w:hAnsi="Arial"/>
-          <w:b/>
-          <w:i w:val="0"/>
-          <w:color w:val="000000"/>
-          <w:sz w:val="22"/>
-        </w:rPr>
-        <w:t>Information Access</w:t>
-      </w:r>
-    </w:p>
-    <w:p>
-      <w:pPr>
-        <w:pStyle w:val="ListParagraph"/>
-      </w:pPr>
-      <w:r>
-        <w:rPr>
-          <w:rFonts w:ascii="Arial" w:hAnsi="Arial"/>
-          <w:b w:val="0"/>
-          <w:i w:val="0"/>
-          <w:color w:val="000000"/>
-          <w:sz w:val="22"/>
-        </w:rPr>
-        <w:t>Easier access to ownership, tax, water, and licensing information.</w:t>
-      </w:r>
-    </w:p>
-    <w:p>
-      <w:pPr>
-        <w:pStyle w:val="ListParagraph"/>
-      </w:pPr>
-      <w:r>
-        <w:rPr>
-          <w:rFonts w:ascii="Arial" w:hAnsi="Arial"/>
-          <w:b w:val="0"/>
-          <w:i w:val="0"/>
-          <w:color w:val="000000"/>
-          <w:sz w:val="22"/>
-        </w:rPr>
-        <w:t>Centralized property research capabilities.</w:t>
-      </w:r>
-    </w:p>
-    <w:p>
-      <w:pPr>
-        <w:pStyle w:val="ListParagraph"/>
-      </w:pPr>
-      <w:r>
-        <w:rPr>
-          <w:rFonts w:ascii="Arial" w:hAnsi="Arial"/>
-          <w:b w:val="0"/>
-          <w:i w:val="0"/>
-          <w:color w:val="000000"/>
-          <w:sz w:val="22"/>
-        </w:rPr>
-        <w:t>Improved historical records access.</w:t>
-      </w:r>
-    </w:p>
-    <w:p>
-      <w:pPr>
-        <w:pStyle w:val="ListParagraph"/>
-      </w:pPr>
-      <w:r>
-        <w:rPr>
-          <w:rFonts w:ascii="Arial" w:hAnsi="Arial"/>
+          <w:rFonts w:ascii="Aptos" w:hAnsi="Aptos"/>
           <w:b/>
           <w:i w:val="0"/>
           <w:color w:val="000000"/>
@@ -2976,7 +3161,7 @@
       </w:pPr>
       <w:r>
         <w:rPr>
-          <w:rFonts w:ascii="Arial" w:hAnsi="Arial"/>
+          <w:rFonts w:ascii="Aptos" w:hAnsi="Aptos"/>
           <w:b w:val="0"/>
           <w:i w:val="0"/>
           <w:color w:val="000000"/>
@@ -2991,7 +3176,7 @@
       </w:pPr>
       <w:r>
         <w:rPr>
-          <w:rFonts w:ascii="Arial" w:hAnsi="Arial"/>
+          <w:rFonts w:ascii="Aptos" w:hAnsi="Aptos"/>
           <w:b w:val="0"/>
           <w:i w:val="0"/>
           <w:color w:val="000000"/>
@@ -3006,7 +3191,7 @@
       </w:pPr>
       <w:r>
         <w:rPr>
-          <w:rFonts w:ascii="Arial" w:hAnsi="Arial"/>
+          <w:rFonts w:ascii="Aptos" w:hAnsi="Aptos"/>
           <w:b w:val="0"/>
           <w:i w:val="0"/>
           <w:color w:val="000000"/>
@@ -3021,82 +3206,7 @@
       </w:pPr>
       <w:r>
         <w:rPr>
-          <w:rFonts w:ascii="Arial" w:hAnsi="Arial"/>
-          <w:b/>
-          <w:i w:val="0"/>
-          <w:color w:val="000000"/>
-          <w:sz w:val="22"/>
-        </w:rPr>
-        <w:t>User Experience Improvements</w:t>
-      </w:r>
-    </w:p>
-    <w:p>
-      <w:pPr>
-        <w:pStyle w:val="ListParagraph"/>
-      </w:pPr>
-      <w:r>
-        <w:rPr>
-          <w:rFonts w:ascii="Arial" w:hAnsi="Arial"/>
-          <w:b w:val="0"/>
-          <w:i w:val="0"/>
-          <w:color w:val="000000"/>
-          <w:sz w:val="22"/>
-        </w:rPr>
-        <w:t>Modernized workflows and interface.</w:t>
-      </w:r>
-    </w:p>
-    <w:p>
-      <w:pPr>
-        <w:pStyle w:val="ListParagraph"/>
-      </w:pPr>
-      <w:r>
-        <w:rPr>
-          <w:rFonts w:ascii="Arial" w:hAnsi="Arial"/>
-          <w:b w:val="0"/>
-          <w:i w:val="0"/>
-          <w:color w:val="000000"/>
-          <w:sz w:val="22"/>
-        </w:rPr>
-        <w:t>Better organization of information.</w:t>
-      </w:r>
-    </w:p>
-    <w:p>
-      <w:pPr>
-        <w:pStyle w:val="ListParagraph"/>
-      </w:pPr>
-      <w:r>
-        <w:rPr>
-          <w:rFonts w:ascii="Arial" w:hAnsi="Arial"/>
-          <w:b w:val="0"/>
-          <w:i w:val="0"/>
-          <w:color w:val="000000"/>
-          <w:sz w:val="22"/>
-        </w:rPr>
-        <w:t>Improved search capabilities.</w:t>
-      </w:r>
-    </w:p>
-    <w:p>
-      <w:pPr>
-        <w:pStyle w:val="ListParagraph"/>
-      </w:pPr>
-      <w:r>
-        <w:rPr>
-          <w:rFonts w:ascii="Arial" w:hAnsi="Arial"/>
-          <w:b w:val="0"/>
-          <w:i w:val="0"/>
-          <w:color w:val="000000"/>
-          <w:sz w:val="22"/>
-        </w:rPr>
-        <w:t>Easier access to frequently used information.</w:t>
-      </w:r>
-    </w:p>
-    <w:p>
-      <w:pPr>
-        <w:pStyle w:val="ListParagraph"/>
-      </w:pPr>
-      <w:r>
-        <w:rPr>
-          <w:rFonts w:ascii="Arial" w:hAnsi="Arial"/>
+          <w:rFonts w:ascii="Aptos" w:hAnsi="Aptos"/>
           <w:b/>
           <w:i w:val="0"/>
           <w:color w:val="000000"/>
@@ -3111,7 +3221,7 @@
       </w:pPr>
       <w:r>
         <w:rPr>
-          <w:rFonts w:ascii="Arial" w:hAnsi="Arial"/>
+          <w:rFonts w:ascii="Aptos" w:hAnsi="Aptos"/>
           <w:b w:val="0"/>
           <w:i w:val="0"/>
           <w:color w:val="000000"/>
@@ -3126,7 +3236,7 @@
       </w:pPr>
       <w:r>
         <w:rPr>
-          <w:rFonts w:ascii="Arial" w:hAnsi="Arial"/>
+          <w:rFonts w:ascii="Aptos" w:hAnsi="Aptos"/>
           <w:b w:val="0"/>
           <w:i w:val="0"/>
           <w:color w:val="000000"/>
@@ -3141,7 +3251,7 @@
       </w:pPr>
       <w:r>
         <w:rPr>
-          <w:rFonts w:ascii="Arial" w:hAnsi="Arial"/>
+          <w:rFonts w:ascii="Aptos" w:hAnsi="Aptos"/>
           <w:b w:val="0"/>
           <w:i w:val="0"/>
           <w:color w:val="000000"/>
@@ -3156,7 +3266,7 @@
       </w:pPr>
       <w:r>
         <w:rPr>
-          <w:rFonts w:ascii="Arial" w:hAnsi="Arial"/>
+          <w:rFonts w:ascii="Aptos" w:hAnsi="Aptos"/>
           <w:b w:val="0"/>
           <w:i w:val="0"/>
           <w:color w:val="000000"/>

--- a/round1/output/docx_sections/DOCE Office Manager.docx
+++ b/round1/output/docx_sections/DOCE Office Manager.docx
@@ -1792,7 +1792,27 @@
           <w:color w:val="000000"/>
           <w:sz w:val="22"/>
         </w:rPr>
-        <w:t>Ownership &amp; Contact Management</w:t>
+        <w:t xml:space="preserve">Contact </w:t>
+      </w:r>
+      <w:r>
+        <w:rPr>
+          <w:rFonts w:ascii="Aptos" w:hAnsi="Aptos"/>
+          <w:b/>
+          <w:i w:val="0"/>
+          <w:color w:val="000000"/>
+          <w:sz w:val="22"/>
+        </w:rPr>
+        <w:t xml:space="preserve">Record </w:t>
+      </w:r>
+      <w:r>
+        <w:rPr>
+          <w:rFonts w:ascii="Aptos" w:hAnsi="Aptos"/>
+          <w:b/>
+          <w:i w:val="0"/>
+          <w:color w:val="000000"/>
+          <w:sz w:val="22"/>
+        </w:rPr>
+        <w:t>Management</w:t>
       </w:r>
       <w:r>
         <w:rPr>
@@ -1917,7 +1937,7 @@
           <w:color w:val="000000"/>
           <w:sz w:val="22"/>
         </w:rPr>
-        <w:t xml:space="preserve">/ Property </w:t>
+        <w:t xml:space="preserve">/ </w:t>
       </w:r>
       <w:r>
         <w:rPr>
@@ -1927,7 +1947,27 @@
           <w:color w:val="000000"/>
           <w:sz w:val="22"/>
         </w:rPr>
-        <w:t>Management</w:t>
+        <w:t>Deed</w:t>
+      </w:r>
+      <w:r>
+        <w:rPr>
+          <w:rFonts w:ascii="Aptos" w:hAnsi="Aptos"/>
+          <w:b/>
+          <w:i w:val="0"/>
+          <w:color w:val="000000"/>
+          <w:sz w:val="22"/>
+        </w:rPr>
+        <w:t xml:space="preserve"> </w:t>
+      </w:r>
+      <w:r>
+        <w:rPr>
+          <w:rFonts w:ascii="Aptos" w:hAnsi="Aptos"/>
+          <w:b/>
+          <w:i w:val="0"/>
+          <w:color w:val="000000"/>
+          <w:sz w:val="22"/>
+        </w:rPr>
+        <w:t>Research</w:t>
       </w:r>
     </w:p>
     <w:p>
@@ -1972,7 +2012,22 @@
           <w:color w:val="000000"/>
           <w:sz w:val="22"/>
         </w:rPr>
-        <w:t>Changes often require updates in multiple locations.</w:t>
+        <w:t>Changes often require updates in multiple locations</w:t>
+      </w:r>
+    </w:p>
+    <w:p>
+      <w:pPr>
+        <w:pStyle w:val="ListParagraph"/>
+      </w:pPr>
+      <w:r>
+        <w:rPr>
+          <w:rFonts w:ascii="Aptos" w:hAnsi="Aptos"/>
+          <w:b w:val="0"/>
+          <w:i w:val="0"/>
+          <w:color w:val="000000"/>
+          <w:sz w:val="22"/>
+        </w:rPr>
+        <w:t>Tracking ownership changes requires extensive manual research.</w:t>
       </w:r>
     </w:p>
     <w:p>
@@ -2034,6 +2089,36 @@
         </w:rPr>
         <w:t>Historical records are not easily accessible.</w:t>
       </w:r>
+      <w:r>
+        <w:rPr>
+          <w:rFonts w:ascii="Aptos" w:hAnsi="Aptos"/>
+          <w:b w:val="0"/>
+          <w:i w:val="0"/>
+          <w:color w:val="000000"/>
+          <w:sz w:val="22"/>
+        </w:rPr>
+        <w:t xml:space="preserve"> Historical property information can be difficult to </w:t>
+      </w:r>
+      <w:r>
+        <w:rPr>
+          <w:rFonts w:ascii="Aptos" w:hAnsi="Aptos"/>
+          <w:b w:val="0"/>
+          <w:i w:val="0"/>
+          <w:color w:val="000000"/>
+          <w:sz w:val="22"/>
+        </w:rPr>
+        <w:t>locate</w:t>
+      </w:r>
+      <w:r>
+        <w:rPr>
+          <w:rFonts w:ascii="Aptos" w:hAnsi="Aptos"/>
+          <w:b w:val="0"/>
+          <w:i w:val="0"/>
+          <w:color w:val="000000"/>
+          <w:sz w:val="22"/>
+        </w:rPr>
+        <w:t>.</w:t>
+      </w:r>
     </w:p>
     <w:p>
       <w:pPr>
@@ -2237,18 +2322,13 @@
       <w:r>
         <w:rPr>
           <w:rFonts w:ascii="Aptos" w:hAnsi="Aptos"/>
-          <w:b/>
+          <w:b w:val="0"/>
           <w:i w:val="0"/>
           <w:color w:val="000000"/>
           <w:sz w:val="22"/>
         </w:rPr>
-        <w:t>Property Research</w:t>
+        <w:t xml:space="preserve">Ownership search and verification </w:t>
       </w:r>
-    </w:p>
-    <w:p>
-      <w:pPr>
-        <w:pStyle w:val="ListParagraph"/>
-      </w:pPr>
       <w:r>
         <w:rPr>
           <w:rFonts w:ascii="Aptos" w:hAnsi="Aptos"/>
@@ -2257,13 +2337,8 @@
           <w:color w:val="000000"/>
           <w:sz w:val="22"/>
         </w:rPr>
-        <w:t>Ownership verification requires multiple systems.</w:t>
+        <w:t>require</w:t>
       </w:r>
-    </w:p>
-    <w:p>
-      <w:pPr>
-        <w:pStyle w:val="ListParagraph"/>
-      </w:pPr>
       <w:r>
         <w:rPr>
           <w:rFonts w:ascii="Aptos" w:hAnsi="Aptos"/>
@@ -2272,22 +2347,7 @@
           <w:color w:val="000000"/>
           <w:sz w:val="22"/>
         </w:rPr>
-        <w:t>Historical property information can be difficult to locate.</w:t>
-      </w:r>
-    </w:p>
-    <w:p>
-      <w:pPr>
-        <w:pStyle w:val="ListParagraph"/>
-      </w:pPr>
-      <w:r>
-        <w:rPr>
-          <w:rFonts w:ascii="Aptos" w:hAnsi="Aptos"/>
-          <w:b w:val="0"/>
-          <w:i w:val="0"/>
-          <w:color w:val="000000"/>
-          <w:sz w:val="22"/>
-        </w:rPr>
-        <w:t>Tracking ownership changes requires extensive manual research.</w:t>
+        <w:t xml:space="preserve"> multiple systems.</w:t>
       </w:r>
     </w:p>
     <w:p>
@@ -2447,7 +2507,17 @@
           <w:color w:val="0F4761"/>
           <w:sz w:val="28"/>
         </w:rPr>
-        <w:t>Expectations:</w:t>
+        <w:t>Expect</w:t>
+      </w:r>
+      <w:r>
+        <w:rPr>
+          <w:rFonts w:ascii="Aptos" w:hAnsi="Aptos"/>
+          <w:b w:val="0"/>
+          <w:i w:val="0"/>
+          <w:color w:val="0F4761"/>
+          <w:sz w:val="28"/>
+        </w:rPr>
+        <w:t>ation:</w:t>
       </w:r>
     </w:p>
     <w:p>
